--- a/data/revised_2026-10_full/outputs/v2/Physics/SS2.1_Properties_of_Waves/Physics_Properties_of_Waves_CBE_LessonSequence.docx
+++ b/data/revised_2026-10_full/outputs/v2/Physics/SS2.1_Properties_of_Waves/Physics_Properties_of_Waves_CBE_LessonSequence.docx
@@ -2758,7 +2758,7 @@
         </w:rPr>
         <w:t xml:space="preserve">© 2026 SeaVuria and ARES. This work is licensed under a </w:t>
       </w:r>
-      <w:hyperlink w:history="1" r:id="rIdvlzkdl7s7m9mrtvd_igmh">
+      <w:hyperlink w:history="1" r:id="rIdomldavqead1p5gyjvqjpl">
         <w:r>
           <w:rPr>
             <w:rFonts w:ascii="Arial" w:cs="Arial" w:eastAsia="Arial" w:hAnsi="Arial"/>
@@ -2778,7 +2778,7 @@
         </w:rPr>
         <w:t xml:space="preserve"> (</w:t>
       </w:r>
-      <w:hyperlink w:history="1" r:id="rIdl5rgbhys0iwnzrtr4vtrt">
+      <w:hyperlink w:history="1" r:id="rIdfxv_v-ybp4lbfa0rzwjkr">
         <w:r>
           <w:rPr>
             <w:rFonts w:ascii="Arial" w:cs="Arial" w:eastAsia="Arial" w:hAnsi="Arial"/>
@@ -2798,7 +2798,7 @@
         </w:rPr>
         <w:t xml:space="preserve">). To view a copy of this license, visit </w:t>
       </w:r>
-      <w:hyperlink w:history="1" r:id="rIdhey4lxizksbvrzss2nzft">
+      <w:hyperlink w:history="1" r:id="rIdo75bqpmc1yl4qrppei734">
         <w:r>
           <w:rPr>
             <w:rFonts w:ascii="Arial" w:cs="Arial" w:eastAsia="Arial" w:hAnsi="Arial"/>
@@ -3837,7 +3837,7 @@
             <w:pPr>
               <w:spacing w:after="20" w:before="0"/>
             </w:pPr>
-            <w:hyperlink w:history="1" r:id="rIdsgl1t4tbwwnhtk0c5thod">
+            <w:hyperlink w:history="1" r:id="rIddzvxbk9pj4z8ey67h2jcm">
               <w:r>
                 <w:rPr>
                   <w:rFonts w:ascii="Arial" w:cs="Arial" w:eastAsia="Arial" w:hAnsi="Arial"/>
@@ -3870,7 +3870,7 @@
               <w:spacing w:after="10" w:before="0"/>
               <w:ind w:left="120"/>
             </w:pPr>
-            <w:hyperlink w:history="1" r:id="rIdyxqipmgx3ivdvfzoqmozk">
+            <w:hyperlink w:history="1" r:id="rIdqyvfmxm6pt69qwavwgnmu">
               <w:r>
                 <w:rPr>
                   <w:rFonts w:ascii="Arial" w:cs="Arial" w:eastAsia="Arial" w:hAnsi="Arial"/>
@@ -3915,7 +3915,7 @@
             <w:pPr>
               <w:spacing w:after="20" w:before="0"/>
             </w:pPr>
-            <w:hyperlink w:history="1" r:id="rIdflxfst1myhdjmmitowenw">
+            <w:hyperlink w:history="1" r:id="rIdb5jqitmsn4ign9k-u9l6q">
               <w:r>
                 <w:rPr>
                   <w:rFonts w:ascii="Arial" w:cs="Arial" w:eastAsia="Arial" w:hAnsi="Arial"/>
@@ -3948,7 +3948,7 @@
               <w:spacing w:after="10" w:before="0"/>
               <w:ind w:left="120"/>
             </w:pPr>
-            <w:hyperlink w:history="1" r:id="rIdmhoqpadqp6jalzljdxtdw">
+            <w:hyperlink w:history="1" r:id="rIdbhadmpbz34i4v7j6wk5ia">
               <w:r>
                 <w:rPr>
                   <w:rFonts w:ascii="Arial" w:cs="Arial" w:eastAsia="Arial" w:hAnsi="Arial"/>
@@ -4148,7 +4148,7 @@
             <w:pPr>
               <w:spacing w:after="20" w:before="0"/>
             </w:pPr>
-            <w:hyperlink w:history="1" r:id="rId3n3bxuhxqgio7cayh1beo">
+            <w:hyperlink w:history="1" r:id="rIdwfibpxmewzot-g9wofutp">
               <w:r>
                 <w:rPr>
                   <w:rFonts w:ascii="Arial" w:cs="Arial" w:eastAsia="Arial" w:hAnsi="Arial"/>
@@ -4181,7 +4181,7 @@
               <w:spacing w:after="10" w:before="0"/>
               <w:ind w:left="120"/>
             </w:pPr>
-            <w:hyperlink w:history="1" r:id="rIdqipemzcscrwgjpwyhcvq-">
+            <w:hyperlink w:history="1" r:id="rIdrdul42zh82c0tknnuxxyj">
               <w:r>
                 <w:rPr>
                   <w:rFonts w:ascii="Arial" w:cs="Arial" w:eastAsia="Arial" w:hAnsi="Arial"/>
@@ -4226,7 +4226,7 @@
             <w:pPr>
               <w:spacing w:after="20" w:before="0"/>
             </w:pPr>
-            <w:hyperlink w:history="1" r:id="rId3twdbdm1cuenpwyuknhtr">
+            <w:hyperlink w:history="1" r:id="rIdvnukie3-wrv-rlk5m4nqd">
               <w:r>
                 <w:rPr>
                   <w:rFonts w:ascii="Arial" w:cs="Arial" w:eastAsia="Arial" w:hAnsi="Arial"/>
@@ -4259,7 +4259,7 @@
               <w:spacing w:after="10" w:before="0"/>
               <w:ind w:left="120"/>
             </w:pPr>
-            <w:hyperlink w:history="1" r:id="rIdewwqnkkxyw0kflwzou4hc">
+            <w:hyperlink w:history="1" r:id="rIde8qpmqnzymbdhj_9o_azx">
               <w:r>
                 <w:rPr>
                   <w:rFonts w:ascii="Arial" w:cs="Arial" w:eastAsia="Arial" w:hAnsi="Arial"/>
@@ -4459,7 +4459,7 @@
             <w:pPr>
               <w:spacing w:after="20" w:before="0"/>
             </w:pPr>
-            <w:hyperlink w:history="1" r:id="rIdcnulp7-tpan4wmmn503jm">
+            <w:hyperlink w:history="1" r:id="rIdy8xqdfzoa6igns_eq7br3">
               <w:r>
                 <w:rPr>
                   <w:rFonts w:ascii="Arial" w:cs="Arial" w:eastAsia="Arial" w:hAnsi="Arial"/>
@@ -4508,7 +4508,7 @@
               <w:spacing w:after="10" w:before="0"/>
               <w:ind w:left="120"/>
             </w:pPr>
-            <w:hyperlink w:history="1" r:id="rIdhdbmm_j6lcf6rtcgxwayf">
+            <w:hyperlink w:history="1" r:id="rIda_-cdpdirt4kxgl5uxgzq">
               <w:r>
                 <w:rPr>
                   <w:rFonts w:ascii="Arial" w:cs="Arial" w:eastAsia="Arial" w:hAnsi="Arial"/>
@@ -4553,7 +4553,7 @@
             <w:pPr>
               <w:spacing w:after="20" w:before="0"/>
             </w:pPr>
-            <w:hyperlink w:history="1" r:id="rIdnr4j9vwwkon2wmaosxsrg">
+            <w:hyperlink w:history="1" r:id="rIdpgzincdn4v90_6t1camo9">
               <w:r>
                 <w:rPr>
                   <w:rFonts w:ascii="Arial" w:cs="Arial" w:eastAsia="Arial" w:hAnsi="Arial"/>
@@ -4586,7 +4586,7 @@
               <w:spacing w:after="10" w:before="0"/>
               <w:ind w:left="120"/>
             </w:pPr>
-            <w:hyperlink w:history="1" r:id="rIdxx2efn0fufoi_xen1swzm">
+            <w:hyperlink w:history="1" r:id="rId7hunzmdzrcun08ujmwugi">
               <w:r>
                 <w:rPr>
                   <w:rFonts w:ascii="Arial" w:cs="Arial" w:eastAsia="Arial" w:hAnsi="Arial"/>
@@ -4786,7 +4786,7 @@
             <w:pPr>
               <w:spacing w:after="20" w:before="0"/>
             </w:pPr>
-            <w:hyperlink w:history="1" r:id="rIdoypd4b7yifvek8whtr-ua">
+            <w:hyperlink w:history="1" r:id="rIdcuwkiftn0igkryeeot1r6">
               <w:r>
                 <w:rPr>
                   <w:rFonts w:ascii="Arial" w:cs="Arial" w:eastAsia="Arial" w:hAnsi="Arial"/>
@@ -4835,7 +4835,7 @@
               <w:spacing w:after="10" w:before="0"/>
               <w:ind w:left="120"/>
             </w:pPr>
-            <w:hyperlink w:history="1" r:id="rIdqevb0thffihigdpcvi3ay">
+            <w:hyperlink w:history="1" r:id="rIdu2gy3c8lzpsdfwufyb0uz">
               <w:r>
                 <w:rPr>
                   <w:rFonts w:ascii="Arial" w:cs="Arial" w:eastAsia="Arial" w:hAnsi="Arial"/>
@@ -4880,7 +4880,7 @@
             <w:pPr>
               <w:spacing w:after="20" w:before="0"/>
             </w:pPr>
-            <w:hyperlink w:history="1" r:id="rIdy1owu07xkg6cv8aphb9or">
+            <w:hyperlink w:history="1" r:id="rIdtrae74efnoqn9jjh-x6qf">
               <w:r>
                 <w:rPr>
                   <w:rFonts w:ascii="Arial" w:cs="Arial" w:eastAsia="Arial" w:hAnsi="Arial"/>
@@ -4913,7 +4913,7 @@
               <w:spacing w:after="10" w:before="0"/>
               <w:ind w:left="120"/>
             </w:pPr>
-            <w:hyperlink w:history="1" r:id="rIdvtewbpex8ghryfrlohq_v">
+            <w:hyperlink w:history="1" r:id="rIdepa1gy8e_cnex4tomawg8">
               <w:r>
                 <w:rPr>
                   <w:rFonts w:ascii="Arial" w:cs="Arial" w:eastAsia="Arial" w:hAnsi="Arial"/>
@@ -5113,7 +5113,7 @@
             <w:pPr>
               <w:spacing w:after="20" w:before="0"/>
             </w:pPr>
-            <w:hyperlink w:history="1" r:id="rIdpo4vd607lj7mgwgfg-ok3">
+            <w:hyperlink w:history="1" r:id="rIdmss4c4vakf_wqqdkyylio">
               <w:r>
                 <w:rPr>
                   <w:rFonts w:ascii="Arial" w:cs="Arial" w:eastAsia="Arial" w:hAnsi="Arial"/>
@@ -5162,7 +5162,7 @@
               <w:spacing w:after="10" w:before="0"/>
               <w:ind w:left="120"/>
             </w:pPr>
-            <w:hyperlink w:history="1" r:id="rIde8gelejwx8qyk2-954rbl">
+            <w:hyperlink w:history="1" r:id="rId9fz1jnxm0fsu039e44kno">
               <w:r>
                 <w:rPr>
                   <w:rFonts w:ascii="Arial" w:cs="Arial" w:eastAsia="Arial" w:hAnsi="Arial"/>
@@ -5207,7 +5207,7 @@
             <w:pPr>
               <w:spacing w:after="20" w:before="0"/>
             </w:pPr>
-            <w:hyperlink w:history="1" r:id="rIdmy-8jza3wofxq7hlh0drx">
+            <w:hyperlink w:history="1" r:id="rIdgpansqlcf6ypgcixptlhx">
               <w:r>
                 <w:rPr>
                   <w:rFonts w:ascii="Arial" w:cs="Arial" w:eastAsia="Arial" w:hAnsi="Arial"/>
@@ -5240,7 +5240,7 @@
               <w:spacing w:after="10" w:before="0"/>
               <w:ind w:left="120"/>
             </w:pPr>
-            <w:hyperlink w:history="1" r:id="rId1lwdillsewlpzemwbb3xe">
+            <w:hyperlink w:history="1" r:id="rId3ab3hephd37dkwgmie3bs">
               <w:r>
                 <w:rPr>
                   <w:rFonts w:ascii="Arial" w:cs="Arial" w:eastAsia="Arial" w:hAnsi="Arial"/>
@@ -5765,7 +5765,7 @@
         </w:rPr>
         <w:t xml:space="preserve">© 2026 SeaVuria and ARES. Aligned with KICD objectives. Developed by SeaVuria; technical implementation by ARES (with AI assistance from Claude). Licensed under </w:t>
       </w:r>
-      <w:hyperlink w:history="1" r:id="rIdjfw6tgun6hyqt-sm9d0oq">
+      <w:hyperlink w:history="1" r:id="rIdmczu0zwde1ebqju09tzpn">
         <w:r>
           <w:rPr>
             <w:rFonts w:ascii="Arial" w:cs="Arial" w:eastAsia="Arial" w:hAnsi="Arial"/>
@@ -5786,7 +5786,7 @@
         </w:rPr>
         <w:t xml:space="preserve"> (</w:t>
       </w:r>
-      <w:hyperlink w:history="1" r:id="rIdr2qoktztqbm_28nqxyk5r">
+      <w:hyperlink w:history="1" r:id="rIdy1nigoess_kbzwsk_g-en">
         <w:r>
           <w:rPr>
             <w:rFonts w:ascii="Arial" w:cs="Arial" w:eastAsia="Arial" w:hAnsi="Arial"/>
@@ -6826,7 +6826,7 @@
             <w:pPr>
               <w:spacing w:after="20" w:before="0"/>
             </w:pPr>
-            <w:hyperlink w:history="1" r:id="rIdqbikoj7sz1znifrqz-ase">
+            <w:hyperlink w:history="1" r:id="rIdfgmvcvjttd_y4eb05ywxw">
               <w:r>
                 <w:rPr>
                   <w:rFonts w:ascii="Arial" w:cs="Arial" w:eastAsia="Arial" w:hAnsi="Arial"/>
@@ -6875,7 +6875,7 @@
               <w:spacing w:after="10" w:before="0"/>
               <w:ind w:left="120"/>
             </w:pPr>
-            <w:hyperlink w:history="1" r:id="rIdzul9p0harth7pgfeo-o19">
+            <w:hyperlink w:history="1" r:id="rIdwf2sset8yozkarnxdtxoo">
               <w:r>
                 <w:rPr>
                   <w:rFonts w:ascii="Arial" w:cs="Arial" w:eastAsia="Arial" w:hAnsi="Arial"/>
@@ -6920,7 +6920,7 @@
             <w:pPr>
               <w:spacing w:after="20" w:before="0"/>
             </w:pPr>
-            <w:hyperlink w:history="1" r:id="rIdxmlj0kue9u-pojfs3_n3d">
+            <w:hyperlink w:history="1" r:id="rIdzqispf2hznsnda5h1jnym">
               <w:r>
                 <w:rPr>
                   <w:rFonts w:ascii="Arial" w:cs="Arial" w:eastAsia="Arial" w:hAnsi="Arial"/>
@@ -6969,7 +6969,7 @@
               <w:spacing w:after="10" w:before="0"/>
               <w:ind w:left="120"/>
             </w:pPr>
-            <w:hyperlink w:history="1" r:id="rIdkshq4wlpel4zdvlite3oa">
+            <w:hyperlink w:history="1" r:id="rIdome0nr9h9iozj8xkva2ni">
               <w:r>
                 <w:rPr>
                   <w:rFonts w:ascii="Arial" w:cs="Arial" w:eastAsia="Arial" w:hAnsi="Arial"/>
@@ -7169,7 +7169,7 @@
             <w:pPr>
               <w:spacing w:after="20" w:before="0"/>
             </w:pPr>
-            <w:hyperlink w:history="1" r:id="rIdjc2tdwuqzlljablfdfhzs">
+            <w:hyperlink w:history="1" r:id="rIdfnugbsppr8ivl4ji-tmrf">
               <w:r>
                 <w:rPr>
                   <w:rFonts w:ascii="Arial" w:cs="Arial" w:eastAsia="Arial" w:hAnsi="Arial"/>
@@ -7218,7 +7218,7 @@
               <w:spacing w:after="10" w:before="0"/>
               <w:ind w:left="120"/>
             </w:pPr>
-            <w:hyperlink w:history="1" r:id="rIdilewhsyqudm4g4win4aks">
+            <w:hyperlink w:history="1" r:id="rIdcf97u29gsckb4yepiasv6">
               <w:r>
                 <w:rPr>
                   <w:rFonts w:ascii="Arial" w:cs="Arial" w:eastAsia="Arial" w:hAnsi="Arial"/>
@@ -7263,7 +7263,7 @@
             <w:pPr>
               <w:spacing w:after="20" w:before="0"/>
             </w:pPr>
-            <w:hyperlink w:history="1" r:id="rIdyyn6wuj8rbjfmjuuzlg-u">
+            <w:hyperlink w:history="1" r:id="rId5b61_fu2jbarhm1l2ezbm">
               <w:r>
                 <w:rPr>
                   <w:rFonts w:ascii="Arial" w:cs="Arial" w:eastAsia="Arial" w:hAnsi="Arial"/>
@@ -7312,7 +7312,7 @@
               <w:spacing w:after="10" w:before="0"/>
               <w:ind w:left="120"/>
             </w:pPr>
-            <w:hyperlink w:history="1" r:id="rIdjrecmhgl95n9tpcagf9cw">
+            <w:hyperlink w:history="1" r:id="rId-71syuumn-rmuedb0uoaw">
               <w:r>
                 <w:rPr>
                   <w:rFonts w:ascii="Arial" w:cs="Arial" w:eastAsia="Arial" w:hAnsi="Arial"/>
@@ -7512,7 +7512,7 @@
             <w:pPr>
               <w:spacing w:after="20" w:before="0"/>
             </w:pPr>
-            <w:hyperlink w:history="1" r:id="rIdp2gxz_zgqkczik5ltpwc1">
+            <w:hyperlink w:history="1" r:id="rIdy_ykctrz-d8lpisnzmkow">
               <w:r>
                 <w:rPr>
                   <w:rFonts w:ascii="Arial" w:cs="Arial" w:eastAsia="Arial" w:hAnsi="Arial"/>
@@ -7561,7 +7561,7 @@
               <w:spacing w:after="10" w:before="0"/>
               <w:ind w:left="120"/>
             </w:pPr>
-            <w:hyperlink w:history="1" r:id="rId_8uqmfx1vp0ecwwmnvptn">
+            <w:hyperlink w:history="1" r:id="rIdjd43b5p5wvr-20ywjbgq6">
               <w:r>
                 <w:rPr>
                   <w:rFonts w:ascii="Arial" w:cs="Arial" w:eastAsia="Arial" w:hAnsi="Arial"/>
@@ -7606,7 +7606,7 @@
             <w:pPr>
               <w:spacing w:after="20" w:before="0"/>
             </w:pPr>
-            <w:hyperlink w:history="1" r:id="rIdgql81pmgdzwt7cupootjp">
+            <w:hyperlink w:history="1" r:id="rIdbh7vjgvuvlyycl2hwk4uj">
               <w:r>
                 <w:rPr>
                   <w:rFonts w:ascii="Arial" w:cs="Arial" w:eastAsia="Arial" w:hAnsi="Arial"/>
@@ -7655,7 +7655,7 @@
               <w:spacing w:after="10" w:before="0"/>
               <w:ind w:left="120"/>
             </w:pPr>
-            <w:hyperlink w:history="1" r:id="rIdtsifme4duhlhb8qx5ue5i">
+            <w:hyperlink w:history="1" r:id="rIdyq8akgu8amtuhf-kip3gs">
               <w:r>
                 <w:rPr>
                   <w:rFonts w:ascii="Arial" w:cs="Arial" w:eastAsia="Arial" w:hAnsi="Arial"/>
@@ -7855,7 +7855,7 @@
             <w:pPr>
               <w:spacing w:after="20" w:before="0"/>
             </w:pPr>
-            <w:hyperlink w:history="1" r:id="rIdkl53uk7przbpyktokgwoo">
+            <w:hyperlink w:history="1" r:id="rId6rgckazi3lot0we0m9w6w">
               <w:r>
                 <w:rPr>
                   <w:rFonts w:ascii="Arial" w:cs="Arial" w:eastAsia="Arial" w:hAnsi="Arial"/>
@@ -7904,7 +7904,7 @@
               <w:spacing w:after="10" w:before="0"/>
               <w:ind w:left="120"/>
             </w:pPr>
-            <w:hyperlink w:history="1" r:id="rIdz5xpecydjxkwn86b47j8q">
+            <w:hyperlink w:history="1" r:id="rIdyhokb9bji5th6eelu5b70">
               <w:r>
                 <w:rPr>
                   <w:rFonts w:ascii="Arial" w:cs="Arial" w:eastAsia="Arial" w:hAnsi="Arial"/>
@@ -7949,7 +7949,7 @@
             <w:pPr>
               <w:spacing w:after="20" w:before="0"/>
             </w:pPr>
-            <w:hyperlink w:history="1" r:id="rIdc-1nmxjasuj4fsqvjb9-t">
+            <w:hyperlink w:history="1" r:id="rIdnvxf28n6ka6vldppapivi">
               <w:r>
                 <w:rPr>
                   <w:rFonts w:ascii="Arial" w:cs="Arial" w:eastAsia="Arial" w:hAnsi="Arial"/>
@@ -7998,7 +7998,7 @@
               <w:spacing w:after="10" w:before="0"/>
               <w:ind w:left="120"/>
             </w:pPr>
-            <w:hyperlink w:history="1" r:id="rIdv8c8mqu0iml3zkp_8vjaq">
+            <w:hyperlink w:history="1" r:id="rIdxbmyttwkal7axvsmmddhl">
               <w:r>
                 <w:rPr>
                   <w:rFonts w:ascii="Arial" w:cs="Arial" w:eastAsia="Arial" w:hAnsi="Arial"/>
@@ -8198,7 +8198,7 @@
             <w:pPr>
               <w:spacing w:after="20" w:before="0"/>
             </w:pPr>
-            <w:hyperlink w:history="1" r:id="rIdwvm7jsslugpxsmikyiir8">
+            <w:hyperlink w:history="1" r:id="rIdbcinonx5btwxeudzciz8t">
               <w:r>
                 <w:rPr>
                   <w:rFonts w:ascii="Arial" w:cs="Arial" w:eastAsia="Arial" w:hAnsi="Arial"/>
@@ -8247,7 +8247,7 @@
               <w:spacing w:after="10" w:before="0"/>
               <w:ind w:left="120"/>
             </w:pPr>
-            <w:hyperlink w:history="1" r:id="rIdoyx791kdxsz0e4m2xdiue">
+            <w:hyperlink w:history="1" r:id="rIdj8k-y8y_uz4rgiluh1yqq">
               <w:r>
                 <w:rPr>
                   <w:rFonts w:ascii="Arial" w:cs="Arial" w:eastAsia="Arial" w:hAnsi="Arial"/>
@@ -8292,7 +8292,7 @@
             <w:pPr>
               <w:spacing w:after="20" w:before="0"/>
             </w:pPr>
-            <w:hyperlink w:history="1" r:id="rIdv2b5oiunkoyd3fxs_jhut">
+            <w:hyperlink w:history="1" r:id="rIdhfvmqwwwjdvsppheyok33">
               <w:r>
                 <w:rPr>
                   <w:rFonts w:ascii="Arial" w:cs="Arial" w:eastAsia="Arial" w:hAnsi="Arial"/>
@@ -8341,7 +8341,7 @@
               <w:spacing w:after="10" w:before="0"/>
               <w:ind w:left="120"/>
             </w:pPr>
-            <w:hyperlink w:history="1" r:id="rId74w_dsenkgtrcjs0xxcng">
+            <w:hyperlink w:history="1" r:id="rIdjqbqm6e0f3m7y_kwjataw">
               <w:r>
                 <w:rPr>
                   <w:rFonts w:ascii="Arial" w:cs="Arial" w:eastAsia="Arial" w:hAnsi="Arial"/>
@@ -8866,7 +8866,7 @@
         </w:rPr>
         <w:t xml:space="preserve">© 2026 SeaVuria and ARES. Aligned with KICD objectives. Developed by SeaVuria; technical implementation by ARES (with AI assistance from Claude). Licensed under </w:t>
       </w:r>
-      <w:hyperlink w:history="1" r:id="rIduoy7dtcfywnmc2l9azfyd">
+      <w:hyperlink w:history="1" r:id="rIdmzicjcl3-s8j5pmsdlnov">
         <w:r>
           <w:rPr>
             <w:rFonts w:ascii="Arial" w:cs="Arial" w:eastAsia="Arial" w:hAnsi="Arial"/>
@@ -8887,7 +8887,7 @@
         </w:rPr>
         <w:t xml:space="preserve"> (</w:t>
       </w:r>
-      <w:hyperlink w:history="1" r:id="rId6otoqm2vqjokfju6jq0ie">
+      <w:hyperlink w:history="1" r:id="rIdklkshopyjnacrcwgyuz4x">
         <w:r>
           <w:rPr>
             <w:rFonts w:ascii="Arial" w:cs="Arial" w:eastAsia="Arial" w:hAnsi="Arial"/>
@@ -9927,7 +9927,7 @@
             <w:pPr>
               <w:spacing w:after="20" w:before="0"/>
             </w:pPr>
-            <w:hyperlink w:history="1" r:id="rIdyqvqob5slauugfqgs6vmq">
+            <w:hyperlink w:history="1" r:id="rIdvyajpr70zd12egksmjqm2">
               <w:r>
                 <w:rPr>
                   <w:rFonts w:ascii="Arial" w:cs="Arial" w:eastAsia="Arial" w:hAnsi="Arial"/>
@@ -9960,7 +9960,7 @@
               <w:spacing w:after="10" w:before="0"/>
               <w:ind w:left="120"/>
             </w:pPr>
-            <w:hyperlink w:history="1" r:id="rIdjeyfbzhu-ba5fc0ff3_cz">
+            <w:hyperlink w:history="1" r:id="rIdfumdv-hngw8mzalj6ehyc">
               <w:r>
                 <w:rPr>
                   <w:rFonts w:ascii="Arial" w:cs="Arial" w:eastAsia="Arial" w:hAnsi="Arial"/>
@@ -10005,7 +10005,7 @@
             <w:pPr>
               <w:spacing w:after="20" w:before="0"/>
             </w:pPr>
-            <w:hyperlink w:history="1" r:id="rIdhbr9pnidebb495q2djmil">
+            <w:hyperlink w:history="1" r:id="rIdqjuf4czpvspw8hd6efafa">
               <w:r>
                 <w:rPr>
                   <w:rFonts w:ascii="Arial" w:cs="Arial" w:eastAsia="Arial" w:hAnsi="Arial"/>
@@ -10038,7 +10038,7 @@
               <w:spacing w:after="10" w:before="0"/>
               <w:ind w:left="120"/>
             </w:pPr>
-            <w:hyperlink w:history="1" r:id="rIdqvc22euulzgql2yzldtxt">
+            <w:hyperlink w:history="1" r:id="rIdwo4kp_i3juqw4bhpyxwxs">
               <w:r>
                 <w:rPr>
                   <w:rFonts w:ascii="Arial" w:cs="Arial" w:eastAsia="Arial" w:hAnsi="Arial"/>
@@ -10238,7 +10238,7 @@
             <w:pPr>
               <w:spacing w:after="20" w:before="0"/>
             </w:pPr>
-            <w:hyperlink w:history="1" r:id="rIdnuuraokunj6lvj5etvgjk">
+            <w:hyperlink w:history="1" r:id="rIdz2w9jsxj6cjo8kbot66h6">
               <w:r>
                 <w:rPr>
                   <w:rFonts w:ascii="Arial" w:cs="Arial" w:eastAsia="Arial" w:hAnsi="Arial"/>
@@ -10271,7 +10271,7 @@
               <w:spacing w:after="10" w:before="0"/>
               <w:ind w:left="120"/>
             </w:pPr>
-            <w:hyperlink w:history="1" r:id="rIdh_rdnrlzasvcfwyqiysev">
+            <w:hyperlink w:history="1" r:id="rIdzrysx5qcd_x2jynjfsk7d">
               <w:r>
                 <w:rPr>
                   <w:rFonts w:ascii="Arial" w:cs="Arial" w:eastAsia="Arial" w:hAnsi="Arial"/>
@@ -10316,7 +10316,7 @@
             <w:pPr>
               <w:spacing w:after="20" w:before="0"/>
             </w:pPr>
-            <w:hyperlink w:history="1" r:id="rId_cjel9biopuuqnsezzhqv">
+            <w:hyperlink w:history="1" r:id="rIdrew9b1yiaq3chv4ossfgo">
               <w:r>
                 <w:rPr>
                   <w:rFonts w:ascii="Arial" w:cs="Arial" w:eastAsia="Arial" w:hAnsi="Arial"/>
@@ -10349,7 +10349,7 @@
               <w:spacing w:after="10" w:before="0"/>
               <w:ind w:left="120"/>
             </w:pPr>
-            <w:hyperlink w:history="1" r:id="rIdm7tzdamjdlwp1j4osalmw">
+            <w:hyperlink w:history="1" r:id="rIdcyq7wtpt_plu9gjvelcav">
               <w:r>
                 <w:rPr>
                   <w:rFonts w:ascii="Arial" w:cs="Arial" w:eastAsia="Arial" w:hAnsi="Arial"/>
@@ -10549,7 +10549,7 @@
             <w:pPr>
               <w:spacing w:after="20" w:before="0"/>
             </w:pPr>
-            <w:hyperlink w:history="1" r:id="rIdqyriehckge_kqovvakzjv">
+            <w:hyperlink w:history="1" r:id="rIdbpsxkmqf39mwru4-wripi">
               <w:r>
                 <w:rPr>
                   <w:rFonts w:ascii="Arial" w:cs="Arial" w:eastAsia="Arial" w:hAnsi="Arial"/>
@@ -10582,7 +10582,7 @@
               <w:spacing w:after="10" w:before="0"/>
               <w:ind w:left="120"/>
             </w:pPr>
-            <w:hyperlink w:history="1" r:id="rIdbivm45po4yaqbq5abikqh">
+            <w:hyperlink w:history="1" r:id="rId5dfd5xypueme18jtxepib">
               <w:r>
                 <w:rPr>
                   <w:rFonts w:ascii="Arial" w:cs="Arial" w:eastAsia="Arial" w:hAnsi="Arial"/>
@@ -10627,7 +10627,7 @@
             <w:pPr>
               <w:spacing w:after="20" w:before="0"/>
             </w:pPr>
-            <w:hyperlink w:history="1" r:id="rIdc7emcg5a-kldeayru6_fv">
+            <w:hyperlink w:history="1" r:id="rId1ovgnx6netjeh8td-ori_">
               <w:r>
                 <w:rPr>
                   <w:rFonts w:ascii="Arial" w:cs="Arial" w:eastAsia="Arial" w:hAnsi="Arial"/>
@@ -10660,7 +10660,7 @@
               <w:spacing w:after="10" w:before="0"/>
               <w:ind w:left="120"/>
             </w:pPr>
-            <w:hyperlink w:history="1" r:id="rIdyxkn29jdlf-1x0mf3mnrr">
+            <w:hyperlink w:history="1" r:id="rIduybs1ywxwi2tk9j3sl0uq">
               <w:r>
                 <w:rPr>
                   <w:rFonts w:ascii="Arial" w:cs="Arial" w:eastAsia="Arial" w:hAnsi="Arial"/>
@@ -10860,7 +10860,7 @@
             <w:pPr>
               <w:spacing w:after="20" w:before="0"/>
             </w:pPr>
-            <w:hyperlink w:history="1" r:id="rIdf7-7b9bsgyabc6bi4ukmo">
+            <w:hyperlink w:history="1" r:id="rIdtvnyjopdjc6nxdbtbkepd">
               <w:r>
                 <w:rPr>
                   <w:rFonts w:ascii="Arial" w:cs="Arial" w:eastAsia="Arial" w:hAnsi="Arial"/>
@@ -10893,7 +10893,7 @@
               <w:spacing w:after="10" w:before="0"/>
               <w:ind w:left="120"/>
             </w:pPr>
-            <w:hyperlink w:history="1" r:id="rId6avwiv_kbxc6_znl_b_9b">
+            <w:hyperlink w:history="1" r:id="rId1i_imain3hxf4n4jfxi-x">
               <w:r>
                 <w:rPr>
                   <w:rFonts w:ascii="Arial" w:cs="Arial" w:eastAsia="Arial" w:hAnsi="Arial"/>
@@ -10938,7 +10938,7 @@
             <w:pPr>
               <w:spacing w:after="20" w:before="0"/>
             </w:pPr>
-            <w:hyperlink w:history="1" r:id="rIdcn4ydzbbymsm-qoqlth8q">
+            <w:hyperlink w:history="1" r:id="rIdhctrmf4hiht3v0kkghzp-">
               <w:r>
                 <w:rPr>
                   <w:rFonts w:ascii="Arial" w:cs="Arial" w:eastAsia="Arial" w:hAnsi="Arial"/>
@@ -10971,7 +10971,7 @@
               <w:spacing w:after="10" w:before="0"/>
               <w:ind w:left="120"/>
             </w:pPr>
-            <w:hyperlink w:history="1" r:id="rIdm_i32ol2sefqiaz_2xvau">
+            <w:hyperlink w:history="1" r:id="rIdopdre5q0hvjtgaolqlqsg">
               <w:r>
                 <w:rPr>
                   <w:rFonts w:ascii="Arial" w:cs="Arial" w:eastAsia="Arial" w:hAnsi="Arial"/>
@@ -11171,7 +11171,7 @@
             <w:pPr>
               <w:spacing w:after="20" w:before="0"/>
             </w:pPr>
-            <w:hyperlink w:history="1" r:id="rIdzs53puhifeqhsscl5keib">
+            <w:hyperlink w:history="1" r:id="rIdvuar8kj3ju4yueh4mvdy7">
               <w:r>
                 <w:rPr>
                   <w:rFonts w:ascii="Arial" w:cs="Arial" w:eastAsia="Arial" w:hAnsi="Arial"/>
@@ -11220,7 +11220,7 @@
               <w:spacing w:after="10" w:before="0"/>
               <w:ind w:left="120"/>
             </w:pPr>
-            <w:hyperlink w:history="1" r:id="rId4fmgzedireuym0eum3gp6">
+            <w:hyperlink w:history="1" r:id="rIdxwhypsqxqj82tr0x5d8nw">
               <w:r>
                 <w:rPr>
                   <w:rFonts w:ascii="Arial" w:cs="Arial" w:eastAsia="Arial" w:hAnsi="Arial"/>
@@ -11265,7 +11265,7 @@
             <w:pPr>
               <w:spacing w:after="20" w:before="0"/>
             </w:pPr>
-            <w:hyperlink w:history="1" r:id="rIdnlorxetqfqvooloz9tega">
+            <w:hyperlink w:history="1" r:id="rIdjpqoddgra33hu5xtk4on-">
               <w:r>
                 <w:rPr>
                   <w:rFonts w:ascii="Arial" w:cs="Arial" w:eastAsia="Arial" w:hAnsi="Arial"/>
@@ -11298,7 +11298,7 @@
               <w:spacing w:after="10" w:before="0"/>
               <w:ind w:left="120"/>
             </w:pPr>
-            <w:hyperlink w:history="1" r:id="rIdxsrdqcux06nsomf0qldyz">
+            <w:hyperlink w:history="1" r:id="rIdorg-e64wked5j0z3tolvs">
               <w:r>
                 <w:rPr>
                   <w:rFonts w:ascii="Arial" w:cs="Arial" w:eastAsia="Arial" w:hAnsi="Arial"/>
@@ -11823,7 +11823,7 @@
         </w:rPr>
         <w:t xml:space="preserve">© 2026 SeaVuria and ARES. Aligned with KICD objectives. Developed by SeaVuria; technical implementation by ARES (with AI assistance from Claude). Licensed under </w:t>
       </w:r>
-      <w:hyperlink w:history="1" r:id="rIdn8sx9c2bq1ak2so4a7frp">
+      <w:hyperlink w:history="1" r:id="rIdc4nhryk-7illdy9aopizd">
         <w:r>
           <w:rPr>
             <w:rFonts w:ascii="Arial" w:cs="Arial" w:eastAsia="Arial" w:hAnsi="Arial"/>
@@ -11844,7 +11844,7 @@
         </w:rPr>
         <w:t xml:space="preserve"> (</w:t>
       </w:r>
-      <w:hyperlink w:history="1" r:id="rIdw3ylmvhm2ir8oo-f3n-56">
+      <w:hyperlink w:history="1" r:id="rId6c_ubjbcfq72xxykfmwmi">
         <w:r>
           <w:rPr>
             <w:rFonts w:ascii="Arial" w:cs="Arial" w:eastAsia="Arial" w:hAnsi="Arial"/>
@@ -12884,7 +12884,7 @@
             <w:pPr>
               <w:spacing w:after="20" w:before="0"/>
             </w:pPr>
-            <w:hyperlink w:history="1" r:id="rId4ody_hos7dmtwtpdaogzp">
+            <w:hyperlink w:history="1" r:id="rIdhprgngs-u-7q-s3vpzzli">
               <w:r>
                 <w:rPr>
                   <w:rFonts w:ascii="Arial" w:cs="Arial" w:eastAsia="Arial" w:hAnsi="Arial"/>
@@ -12917,7 +12917,7 @@
               <w:spacing w:after="10" w:before="0"/>
               <w:ind w:left="120"/>
             </w:pPr>
-            <w:hyperlink w:history="1" r:id="rIdjyvpo3uhbuy7htc6o43o0">
+            <w:hyperlink w:history="1" r:id="rIdqnltgt3qb_8k2voavaq4s">
               <w:r>
                 <w:rPr>
                   <w:rFonts w:ascii="Arial" w:cs="Arial" w:eastAsia="Arial" w:hAnsi="Arial"/>
@@ -12962,7 +12962,7 @@
             <w:pPr>
               <w:spacing w:after="20" w:before="0"/>
             </w:pPr>
-            <w:hyperlink w:history="1" r:id="rId--g5akbvm0tjovu1gpt6i">
+            <w:hyperlink w:history="1" r:id="rIdwqey626xtztxkmu9cudy4">
               <w:r>
                 <w:rPr>
                   <w:rFonts w:ascii="Arial" w:cs="Arial" w:eastAsia="Arial" w:hAnsi="Arial"/>
@@ -12995,7 +12995,7 @@
               <w:spacing w:after="10" w:before="0"/>
               <w:ind w:left="120"/>
             </w:pPr>
-            <w:hyperlink w:history="1" r:id="rId_7qf6l4bqcrcp3p_gabwg">
+            <w:hyperlink w:history="1" r:id="rIdg-ijg33gyn-bcy0vviie7">
               <w:r>
                 <w:rPr>
                   <w:rFonts w:ascii="Arial" w:cs="Arial" w:eastAsia="Arial" w:hAnsi="Arial"/>
@@ -13195,7 +13195,7 @@
             <w:pPr>
               <w:spacing w:after="20" w:before="0"/>
             </w:pPr>
-            <w:hyperlink w:history="1" r:id="rIde66vj_2e9psd9-6oxrudi">
+            <w:hyperlink w:history="1" r:id="rIdyx46pjjvycl7vfjwznokf">
               <w:r>
                 <w:rPr>
                   <w:rFonts w:ascii="Arial" w:cs="Arial" w:eastAsia="Arial" w:hAnsi="Arial"/>
@@ -13228,7 +13228,7 @@
               <w:spacing w:after="10" w:before="0"/>
               <w:ind w:left="120"/>
             </w:pPr>
-            <w:hyperlink w:history="1" r:id="rId68tm1gdiw4zqbeh0wbxkv">
+            <w:hyperlink w:history="1" r:id="rIdzzzchqyonloajjjflegcp">
               <w:r>
                 <w:rPr>
                   <w:rFonts w:ascii="Arial" w:cs="Arial" w:eastAsia="Arial" w:hAnsi="Arial"/>
@@ -13273,7 +13273,7 @@
             <w:pPr>
               <w:spacing w:after="20" w:before="0"/>
             </w:pPr>
-            <w:hyperlink w:history="1" r:id="rId6ugw05rinip_3dwkxmrta">
+            <w:hyperlink w:history="1" r:id="rIdd4was_nqb5tn_lasy5pus">
               <w:r>
                 <w:rPr>
                   <w:rFonts w:ascii="Arial" w:cs="Arial" w:eastAsia="Arial" w:hAnsi="Arial"/>
@@ -13306,7 +13306,7 @@
               <w:spacing w:after="10" w:before="0"/>
               <w:ind w:left="120"/>
             </w:pPr>
-            <w:hyperlink w:history="1" r:id="rIdory8ri7_w8kxd6jc52m7v">
+            <w:hyperlink w:history="1" r:id="rIdx64mwpjfihwlyahxulcng">
               <w:r>
                 <w:rPr>
                   <w:rFonts w:ascii="Arial" w:cs="Arial" w:eastAsia="Arial" w:hAnsi="Arial"/>
@@ -13506,7 +13506,7 @@
             <w:pPr>
               <w:spacing w:after="20" w:before="0"/>
             </w:pPr>
-            <w:hyperlink w:history="1" r:id="rIdsobhlqew5th6n1-e16wtv">
+            <w:hyperlink w:history="1" r:id="rIdbf5hg2nwkxd05qp8l6yaq">
               <w:r>
                 <w:rPr>
                   <w:rFonts w:ascii="Arial" w:cs="Arial" w:eastAsia="Arial" w:hAnsi="Arial"/>
@@ -13555,7 +13555,7 @@
               <w:spacing w:after="10" w:before="0"/>
               <w:ind w:left="120"/>
             </w:pPr>
-            <w:hyperlink w:history="1" r:id="rIdhfjpgjpdaupvhfzl7geyn">
+            <w:hyperlink w:history="1" r:id="rIdmh_tolsqwqkwqpdph7qex">
               <w:r>
                 <w:rPr>
                   <w:rFonts w:ascii="Arial" w:cs="Arial" w:eastAsia="Arial" w:hAnsi="Arial"/>
@@ -13600,7 +13600,7 @@
             <w:pPr>
               <w:spacing w:after="20" w:before="0"/>
             </w:pPr>
-            <w:hyperlink w:history="1" r:id="rIdcjy4ugy9t_olourcnpgbj">
+            <w:hyperlink w:history="1" r:id="rIdf_yhsg34a6ufajamotojs">
               <w:r>
                 <w:rPr>
                   <w:rFonts w:ascii="Arial" w:cs="Arial" w:eastAsia="Arial" w:hAnsi="Arial"/>
@@ -13633,7 +13633,7 @@
               <w:spacing w:after="10" w:before="0"/>
               <w:ind w:left="120"/>
             </w:pPr>
-            <w:hyperlink w:history="1" r:id="rId8debyoa3ljqs41qrcb_qr">
+            <w:hyperlink w:history="1" r:id="rIdkcspphcxzqjawld5rieed">
               <w:r>
                 <w:rPr>
                   <w:rFonts w:ascii="Arial" w:cs="Arial" w:eastAsia="Arial" w:hAnsi="Arial"/>
@@ -13833,7 +13833,7 @@
             <w:pPr>
               <w:spacing w:after="20" w:before="0"/>
             </w:pPr>
-            <w:hyperlink w:history="1" r:id="rIdgam1xhrlxuhtmy5nvwhml">
+            <w:hyperlink w:history="1" r:id="rIds7e4ouatpvqibvwh5tyd5">
               <w:r>
                 <w:rPr>
                   <w:rFonts w:ascii="Arial" w:cs="Arial" w:eastAsia="Arial" w:hAnsi="Arial"/>
@@ -13882,7 +13882,7 @@
               <w:spacing w:after="10" w:before="0"/>
               <w:ind w:left="120"/>
             </w:pPr>
-            <w:hyperlink w:history="1" r:id="rId2usxvnzhrsdfocaskc5dt">
+            <w:hyperlink w:history="1" r:id="rIdrmqekrxj1wp1rhevil50l">
               <w:r>
                 <w:rPr>
                   <w:rFonts w:ascii="Arial" w:cs="Arial" w:eastAsia="Arial" w:hAnsi="Arial"/>
@@ -13927,7 +13927,7 @@
             <w:pPr>
               <w:spacing w:after="20" w:before="0"/>
             </w:pPr>
-            <w:hyperlink w:history="1" r:id="rId9zjcxpesumkev7hnaf765">
+            <w:hyperlink w:history="1" r:id="rIdde5z2fegtq0sluykk6hrx">
               <w:r>
                 <w:rPr>
                   <w:rFonts w:ascii="Arial" w:cs="Arial" w:eastAsia="Arial" w:hAnsi="Arial"/>
@@ -13960,7 +13960,7 @@
               <w:spacing w:after="10" w:before="0"/>
               <w:ind w:left="120"/>
             </w:pPr>
-            <w:hyperlink w:history="1" r:id="rIdz3vksjnd4m43grremlily">
+            <w:hyperlink w:history="1" r:id="rIdqx--pty4mmipeg_a5yrvm">
               <w:r>
                 <w:rPr>
                   <w:rFonts w:ascii="Arial" w:cs="Arial" w:eastAsia="Arial" w:hAnsi="Arial"/>
@@ -14160,7 +14160,7 @@
             <w:pPr>
               <w:spacing w:after="20" w:before="0"/>
             </w:pPr>
-            <w:hyperlink w:history="1" r:id="rIdm4ked9gl6g8bu4nwcznn-">
+            <w:hyperlink w:history="1" r:id="rIdseatrh-gyyfb1tukyf2ln">
               <w:r>
                 <w:rPr>
                   <w:rFonts w:ascii="Arial" w:cs="Arial" w:eastAsia="Arial" w:hAnsi="Arial"/>
@@ -14209,7 +14209,7 @@
               <w:spacing w:after="10" w:before="0"/>
               <w:ind w:left="120"/>
             </w:pPr>
-            <w:hyperlink w:history="1" r:id="rId_ut2ftkplopp1ogfb6tgr">
+            <w:hyperlink w:history="1" r:id="rIds-myjqqccgwsmoqzigkc-">
               <w:r>
                 <w:rPr>
                   <w:rFonts w:ascii="Arial" w:cs="Arial" w:eastAsia="Arial" w:hAnsi="Arial"/>
@@ -14254,7 +14254,7 @@
             <w:pPr>
               <w:spacing w:after="20" w:before="0"/>
             </w:pPr>
-            <w:hyperlink w:history="1" r:id="rIdwcvzlqhsfdkt2mre5zfzl">
+            <w:hyperlink w:history="1" r:id="rIddld8escgnjwmqa_sozc-u">
               <w:r>
                 <w:rPr>
                   <w:rFonts w:ascii="Arial" w:cs="Arial" w:eastAsia="Arial" w:hAnsi="Arial"/>
@@ -14287,7 +14287,7 @@
               <w:spacing w:after="10" w:before="0"/>
               <w:ind w:left="120"/>
             </w:pPr>
-            <w:hyperlink w:history="1" r:id="rIdxqaogrt-bpi8mbonqcjlc">
+            <w:hyperlink w:history="1" r:id="rIdwh5yqbtv7w1swiyk2wc7g">
               <w:r>
                 <w:rPr>
                   <w:rFonts w:ascii="Arial" w:cs="Arial" w:eastAsia="Arial" w:hAnsi="Arial"/>
@@ -14812,7 +14812,7 @@
         </w:rPr>
         <w:t xml:space="preserve">© 2026 SeaVuria and ARES. Aligned with KICD objectives. Developed by SeaVuria; technical implementation by ARES (with AI assistance from Claude). Licensed under </w:t>
       </w:r>
-      <w:hyperlink w:history="1" r:id="rIdq2rk0hq431ixtdbgvit9y">
+      <w:hyperlink w:history="1" r:id="rId7megypvor_ipsdc5yzyxi">
         <w:r>
           <w:rPr>
             <w:rFonts w:ascii="Arial" w:cs="Arial" w:eastAsia="Arial" w:hAnsi="Arial"/>
@@ -14833,7 +14833,7 @@
         </w:rPr>
         <w:t xml:space="preserve"> (</w:t>
       </w:r>
-      <w:hyperlink w:history="1" r:id="rIdu7manht2i7i3dc272oevm">
+      <w:hyperlink w:history="1" r:id="rIdhjpbvbgrtinhyquxrvdbj">
         <w:r>
           <w:rPr>
             <w:rFonts w:ascii="Arial" w:cs="Arial" w:eastAsia="Arial" w:hAnsi="Arial"/>
@@ -15873,7 +15873,7 @@
             <w:pPr>
               <w:spacing w:after="20" w:before="0"/>
             </w:pPr>
-            <w:hyperlink w:history="1" r:id="rId_j9xzipeznrnntqajv0pz">
+            <w:hyperlink w:history="1" r:id="rIdkcw0swuhjrqyqdojvrh3m">
               <w:r>
                 <w:rPr>
                   <w:rFonts w:ascii="Arial" w:cs="Arial" w:eastAsia="Arial" w:hAnsi="Arial"/>
@@ -15906,7 +15906,7 @@
               <w:spacing w:after="10" w:before="0"/>
               <w:ind w:left="120"/>
             </w:pPr>
-            <w:hyperlink w:history="1" r:id="rIddmcecznew0mrkvz1gn0ke">
+            <w:hyperlink w:history="1" r:id="rId62vwe_4sxtj0oy3vpeqaf">
               <w:r>
                 <w:rPr>
                   <w:rFonts w:ascii="Arial" w:cs="Arial" w:eastAsia="Arial" w:hAnsi="Arial"/>
@@ -15951,7 +15951,7 @@
             <w:pPr>
               <w:spacing w:after="20" w:before="0"/>
             </w:pPr>
-            <w:hyperlink w:history="1" r:id="rIdi3r3jx7rzqrmn6aslsq85">
+            <w:hyperlink w:history="1" r:id="rIdo9knflafhlko3ryvv82kr">
               <w:r>
                 <w:rPr>
                   <w:rFonts w:ascii="Arial" w:cs="Arial" w:eastAsia="Arial" w:hAnsi="Arial"/>
@@ -15984,7 +15984,7 @@
               <w:spacing w:after="10" w:before="0"/>
               <w:ind w:left="120"/>
             </w:pPr>
-            <w:hyperlink w:history="1" r:id="rIdduypy8qjvjarxbmpevkz4">
+            <w:hyperlink w:history="1" r:id="rIdwozpq84qb3n4b-royewrj">
               <w:r>
                 <w:rPr>
                   <w:rFonts w:ascii="Arial" w:cs="Arial" w:eastAsia="Arial" w:hAnsi="Arial"/>
@@ -16184,7 +16184,7 @@
             <w:pPr>
               <w:spacing w:after="20" w:before="0"/>
             </w:pPr>
-            <w:hyperlink w:history="1" r:id="rId2pjmwb3mrkk5vqymo5vrd">
+            <w:hyperlink w:history="1" r:id="rId1urxe9uc6hstto8_4h5jt">
               <w:r>
                 <w:rPr>
                   <w:rFonts w:ascii="Arial" w:cs="Arial" w:eastAsia="Arial" w:hAnsi="Arial"/>
@@ -16217,7 +16217,7 @@
               <w:spacing w:after="10" w:before="0"/>
               <w:ind w:left="120"/>
             </w:pPr>
-            <w:hyperlink w:history="1" r:id="rId_gevfpsdssq17rwbe67yh">
+            <w:hyperlink w:history="1" r:id="rId961rwieiipui7zvnudfga">
               <w:r>
                 <w:rPr>
                   <w:rFonts w:ascii="Arial" w:cs="Arial" w:eastAsia="Arial" w:hAnsi="Arial"/>
@@ -16262,7 +16262,7 @@
             <w:pPr>
               <w:spacing w:after="20" w:before="0"/>
             </w:pPr>
-            <w:hyperlink w:history="1" r:id="rIdjwgx4mawtbp0_u77hf7hm">
+            <w:hyperlink w:history="1" r:id="rIdcjrfggbtwynffg6vvf-rd">
               <w:r>
                 <w:rPr>
                   <w:rFonts w:ascii="Arial" w:cs="Arial" w:eastAsia="Arial" w:hAnsi="Arial"/>
@@ -16295,7 +16295,7 @@
               <w:spacing w:after="10" w:before="0"/>
               <w:ind w:left="120"/>
             </w:pPr>
-            <w:hyperlink w:history="1" r:id="rIdjdwbva47femloaiunopej">
+            <w:hyperlink w:history="1" r:id="rIdweduwosngkvof2aeieuqm">
               <w:r>
                 <w:rPr>
                   <w:rFonts w:ascii="Arial" w:cs="Arial" w:eastAsia="Arial" w:hAnsi="Arial"/>
@@ -16495,7 +16495,7 @@
             <w:pPr>
               <w:spacing w:after="20" w:before="0"/>
             </w:pPr>
-            <w:hyperlink w:history="1" r:id="rIdpzgico1d7bg2ly2g3svm8">
+            <w:hyperlink w:history="1" r:id="rIdldazmkb9js7gmbv9ic_pv">
               <w:r>
                 <w:rPr>
                   <w:rFonts w:ascii="Arial" w:cs="Arial" w:eastAsia="Arial" w:hAnsi="Arial"/>
@@ -16528,7 +16528,7 @@
               <w:spacing w:after="10" w:before="0"/>
               <w:ind w:left="120"/>
             </w:pPr>
-            <w:hyperlink w:history="1" r:id="rIdoc3-f3lzlmji31m7kxc91">
+            <w:hyperlink w:history="1" r:id="rIdbqlkm_volhy8hcsptbi93">
               <w:r>
                 <w:rPr>
                   <w:rFonts w:ascii="Arial" w:cs="Arial" w:eastAsia="Arial" w:hAnsi="Arial"/>
@@ -16573,7 +16573,7 @@
             <w:pPr>
               <w:spacing w:after="20" w:before="0"/>
             </w:pPr>
-            <w:hyperlink w:history="1" r:id="rIdmik2tjczi-bh5v7h2tj7p">
+            <w:hyperlink w:history="1" r:id="rIdbqyaudmghwz-krqnjjbjy">
               <w:r>
                 <w:rPr>
                   <w:rFonts w:ascii="Arial" w:cs="Arial" w:eastAsia="Arial" w:hAnsi="Arial"/>
@@ -16606,7 +16606,7 @@
               <w:spacing w:after="10" w:before="0"/>
               <w:ind w:left="120"/>
             </w:pPr>
-            <w:hyperlink w:history="1" r:id="rIddbw0mfqzcc2qbpx4m6ok5">
+            <w:hyperlink w:history="1" r:id="rIdlx-a6q7pucntfg1kt6t6v">
               <w:r>
                 <w:rPr>
                   <w:rFonts w:ascii="Arial" w:cs="Arial" w:eastAsia="Arial" w:hAnsi="Arial"/>
@@ -16806,7 +16806,7 @@
             <w:pPr>
               <w:spacing w:after="20" w:before="0"/>
             </w:pPr>
-            <w:hyperlink w:history="1" r:id="rIdczze93glaj_4fvu4cz7yq">
+            <w:hyperlink w:history="1" r:id="rIdjkkvyizsutfk1n3vqfm60">
               <w:r>
                 <w:rPr>
                   <w:rFonts w:ascii="Arial" w:cs="Arial" w:eastAsia="Arial" w:hAnsi="Arial"/>
@@ -16839,7 +16839,7 @@
               <w:spacing w:after="10" w:before="0"/>
               <w:ind w:left="120"/>
             </w:pPr>
-            <w:hyperlink w:history="1" r:id="rIdnto3famdxbvn4ieo9zpbj">
+            <w:hyperlink w:history="1" r:id="rIdbrghsrg9ozbvphemohmtl">
               <w:r>
                 <w:rPr>
                   <w:rFonts w:ascii="Arial" w:cs="Arial" w:eastAsia="Arial" w:hAnsi="Arial"/>
@@ -16884,7 +16884,7 @@
             <w:pPr>
               <w:spacing w:after="20" w:before="0"/>
             </w:pPr>
-            <w:hyperlink w:history="1" r:id="rIdp9off-rpnesw6w_ggx41g">
+            <w:hyperlink w:history="1" r:id="rIdfx82kctrk93puthbmsi6l">
               <w:r>
                 <w:rPr>
                   <w:rFonts w:ascii="Arial" w:cs="Arial" w:eastAsia="Arial" w:hAnsi="Arial"/>
@@ -16917,7 +16917,7 @@
               <w:spacing w:after="10" w:before="0"/>
               <w:ind w:left="120"/>
             </w:pPr>
-            <w:hyperlink w:history="1" r:id="rId_srkaxc6nqlf__hyko80q">
+            <w:hyperlink w:history="1" r:id="rIdm5na51-knyxmud1pmq7qw">
               <w:r>
                 <w:rPr>
                   <w:rFonts w:ascii="Arial" w:cs="Arial" w:eastAsia="Arial" w:hAnsi="Arial"/>
@@ -17117,7 +17117,7 @@
             <w:pPr>
               <w:spacing w:after="20" w:before="0"/>
             </w:pPr>
-            <w:hyperlink w:history="1" r:id="rIdklvthgth87dczmrk2de9x">
+            <w:hyperlink w:history="1" r:id="rIdufepbe1ekngzrfjstzuiy">
               <w:r>
                 <w:rPr>
                   <w:rFonts w:ascii="Arial" w:cs="Arial" w:eastAsia="Arial" w:hAnsi="Arial"/>
@@ -17150,7 +17150,7 @@
               <w:spacing w:after="10" w:before="0"/>
               <w:ind w:left="120"/>
             </w:pPr>
-            <w:hyperlink w:history="1" r:id="rIdkadg400_bksex4u8zidvl">
+            <w:hyperlink w:history="1" r:id="rId4aevfqh5-rzikt0sknzbg">
               <w:r>
                 <w:rPr>
                   <w:rFonts w:ascii="Arial" w:cs="Arial" w:eastAsia="Arial" w:hAnsi="Arial"/>
@@ -17195,7 +17195,7 @@
             <w:pPr>
               <w:spacing w:after="20" w:before="0"/>
             </w:pPr>
-            <w:hyperlink w:history="1" r:id="rIdb7cwn1dy5nv0skpe1l1uu">
+            <w:hyperlink w:history="1" r:id="rIdh9exp2oc5r5wlq_byp_ax">
               <w:r>
                 <w:rPr>
                   <w:rFonts w:ascii="Arial" w:cs="Arial" w:eastAsia="Arial" w:hAnsi="Arial"/>
@@ -17228,7 +17228,7 @@
               <w:spacing w:after="10" w:before="0"/>
               <w:ind w:left="120"/>
             </w:pPr>
-            <w:hyperlink w:history="1" r:id="rIdhkuy1sgbkpyjvzmhzi2lz">
+            <w:hyperlink w:history="1" r:id="rIdni0nctz6ab4dzkfm6neu_">
               <w:r>
                 <w:rPr>
                   <w:rFonts w:ascii="Arial" w:cs="Arial" w:eastAsia="Arial" w:hAnsi="Arial"/>
@@ -17753,7 +17753,7 @@
         </w:rPr>
         <w:t xml:space="preserve">© 2026 SeaVuria and ARES. Aligned with KICD objectives. Developed by SeaVuria; technical implementation by ARES (with AI assistance from Claude). Licensed under </w:t>
       </w:r>
-      <w:hyperlink w:history="1" r:id="rIdwiazz8acm2b_n_le7aarg">
+      <w:hyperlink w:history="1" r:id="rIdfaiza-8oeu2tbffdkk5kq">
         <w:r>
           <w:rPr>
             <w:rFonts w:ascii="Arial" w:cs="Arial" w:eastAsia="Arial" w:hAnsi="Arial"/>
@@ -17774,7 +17774,7 @@
         </w:rPr>
         <w:t xml:space="preserve"> (</w:t>
       </w:r>
-      <w:hyperlink w:history="1" r:id="rIdi5sg-amlru09ehaqq80kp">
+      <w:hyperlink w:history="1" r:id="rId4sci41dr9ljk29t7dno-d">
         <w:r>
           <w:rPr>
             <w:rFonts w:ascii="Arial" w:cs="Arial" w:eastAsia="Arial" w:hAnsi="Arial"/>
@@ -18814,7 +18814,7 @@
             <w:pPr>
               <w:spacing w:after="20" w:before="0"/>
             </w:pPr>
-            <w:hyperlink w:history="1" r:id="rIdlzueuwy1hcjrfzo8vc-mn">
+            <w:hyperlink w:history="1" r:id="rIdk8r6lbljrwgj_kmsgngwj">
               <w:r>
                 <w:rPr>
                   <w:rFonts w:ascii="Arial" w:cs="Arial" w:eastAsia="Arial" w:hAnsi="Arial"/>
@@ -18847,7 +18847,7 @@
               <w:spacing w:after="10" w:before="0"/>
               <w:ind w:left="120"/>
             </w:pPr>
-            <w:hyperlink w:history="1" r:id="rIdwulfm45a-asnsdzlzxqke">
+            <w:hyperlink w:history="1" r:id="rIdwg_d2pqraavqm7pppth9j">
               <w:r>
                 <w:rPr>
                   <w:rFonts w:ascii="Arial" w:cs="Arial" w:eastAsia="Arial" w:hAnsi="Arial"/>
@@ -18892,7 +18892,7 @@
             <w:pPr>
               <w:spacing w:after="20" w:before="0"/>
             </w:pPr>
-            <w:hyperlink w:history="1" r:id="rIdt_gqschbgqnhdixjlrsp8">
+            <w:hyperlink w:history="1" r:id="rIdj9pjqtym00vlfa6ohhhmr">
               <w:r>
                 <w:rPr>
                   <w:rFonts w:ascii="Arial" w:cs="Arial" w:eastAsia="Arial" w:hAnsi="Arial"/>
@@ -18925,7 +18925,7 @@
               <w:spacing w:after="10" w:before="0"/>
               <w:ind w:left="120"/>
             </w:pPr>
-            <w:hyperlink w:history="1" r:id="rIdoplmsc4e-wcxitm9yzsa3">
+            <w:hyperlink w:history="1" r:id="rIdssm0wj7kjbvgw3sjrthbq">
               <w:r>
                 <w:rPr>
                   <w:rFonts w:ascii="Arial" w:cs="Arial" w:eastAsia="Arial" w:hAnsi="Arial"/>
@@ -19125,7 +19125,7 @@
             <w:pPr>
               <w:spacing w:after="20" w:before="0"/>
             </w:pPr>
-            <w:hyperlink w:history="1" r:id="rIdy68fjxbahxcmoe8vif9r2">
+            <w:hyperlink w:history="1" r:id="rIdkju45cji6oyb7_oawgfzo">
               <w:r>
                 <w:rPr>
                   <w:rFonts w:ascii="Arial" w:cs="Arial" w:eastAsia="Arial" w:hAnsi="Arial"/>
@@ -19158,7 +19158,7 @@
               <w:spacing w:after="10" w:before="0"/>
               <w:ind w:left="120"/>
             </w:pPr>
-            <w:hyperlink w:history="1" r:id="rIdkb7wwdodbt9ddgfc24eyb">
+            <w:hyperlink w:history="1" r:id="rId2eezmkg2anem8up_dd5iy">
               <w:r>
                 <w:rPr>
                   <w:rFonts w:ascii="Arial" w:cs="Arial" w:eastAsia="Arial" w:hAnsi="Arial"/>
@@ -19203,7 +19203,7 @@
             <w:pPr>
               <w:spacing w:after="20" w:before="0"/>
             </w:pPr>
-            <w:hyperlink w:history="1" r:id="rIdfp5cbds5dnzpyq7shj8cq">
+            <w:hyperlink w:history="1" r:id="rIduqcplm3emerprkwbuu6sa">
               <w:r>
                 <w:rPr>
                   <w:rFonts w:ascii="Arial" w:cs="Arial" w:eastAsia="Arial" w:hAnsi="Arial"/>
@@ -19236,7 +19236,7 @@
               <w:spacing w:after="10" w:before="0"/>
               <w:ind w:left="120"/>
             </w:pPr>
-            <w:hyperlink w:history="1" r:id="rIdsvdlx_3mmroymv_9oj2ex">
+            <w:hyperlink w:history="1" r:id="rIdijewugmyf2plqgrtbtphx">
               <w:r>
                 <w:rPr>
                   <w:rFonts w:ascii="Arial" w:cs="Arial" w:eastAsia="Arial" w:hAnsi="Arial"/>
@@ -19436,7 +19436,7 @@
             <w:pPr>
               <w:spacing w:after="20" w:before="0"/>
             </w:pPr>
-            <w:hyperlink w:history="1" r:id="rIdyyqxk_agpvcay_rygmnlv">
+            <w:hyperlink w:history="1" r:id="rIdhe7ugrfkzbkosiy51jyhf">
               <w:r>
                 <w:rPr>
                   <w:rFonts w:ascii="Arial" w:cs="Arial" w:eastAsia="Arial" w:hAnsi="Arial"/>
@@ -19469,7 +19469,7 @@
               <w:spacing w:after="10" w:before="0"/>
               <w:ind w:left="120"/>
             </w:pPr>
-            <w:hyperlink w:history="1" r:id="rIdl-wxiibsbjyay71kcqsl4">
+            <w:hyperlink w:history="1" r:id="rIdls-sbl9ys5tkp14fy-mav">
               <w:r>
                 <w:rPr>
                   <w:rFonts w:ascii="Arial" w:cs="Arial" w:eastAsia="Arial" w:hAnsi="Arial"/>
@@ -19514,7 +19514,7 @@
             <w:pPr>
               <w:spacing w:after="20" w:before="0"/>
             </w:pPr>
-            <w:hyperlink w:history="1" r:id="rIdw4oyafebyyyk9luabqixe">
+            <w:hyperlink w:history="1" r:id="rIdw1pfrl3wbc2pginruypph">
               <w:r>
                 <w:rPr>
                   <w:rFonts w:ascii="Arial" w:cs="Arial" w:eastAsia="Arial" w:hAnsi="Arial"/>
@@ -19547,7 +19547,7 @@
               <w:spacing w:after="10" w:before="0"/>
               <w:ind w:left="120"/>
             </w:pPr>
-            <w:hyperlink w:history="1" r:id="rIds0zgrkda7xptbh3k34wyl">
+            <w:hyperlink w:history="1" r:id="rIdnb8swchyw3b55mw44crh4">
               <w:r>
                 <w:rPr>
                   <w:rFonts w:ascii="Arial" w:cs="Arial" w:eastAsia="Arial" w:hAnsi="Arial"/>
@@ -19747,7 +19747,7 @@
             <w:pPr>
               <w:spacing w:after="20" w:before="0"/>
             </w:pPr>
-            <w:hyperlink w:history="1" r:id="rIdkdn2rs6ibwsqfqdx4x1fx">
+            <w:hyperlink w:history="1" r:id="rId-e7bqa6hpgorpwyvm4hoz">
               <w:r>
                 <w:rPr>
                   <w:rFonts w:ascii="Arial" w:cs="Arial" w:eastAsia="Arial" w:hAnsi="Arial"/>
@@ -19780,7 +19780,7 @@
               <w:spacing w:after="10" w:before="0"/>
               <w:ind w:left="120"/>
             </w:pPr>
-            <w:hyperlink w:history="1" r:id="rId8jabdivnndr_akhuraepl">
+            <w:hyperlink w:history="1" r:id="rIdlby5mmn3-sjppwaueq403">
               <w:r>
                 <w:rPr>
                   <w:rFonts w:ascii="Arial" w:cs="Arial" w:eastAsia="Arial" w:hAnsi="Arial"/>
@@ -19825,7 +19825,7 @@
             <w:pPr>
               <w:spacing w:after="20" w:before="0"/>
             </w:pPr>
-            <w:hyperlink w:history="1" r:id="rId6qkhtncb_5oy1xzll0x5x">
+            <w:hyperlink w:history="1" r:id="rIdreugxonxjfjdn6xzqerbb">
               <w:r>
                 <w:rPr>
                   <w:rFonts w:ascii="Arial" w:cs="Arial" w:eastAsia="Arial" w:hAnsi="Arial"/>
@@ -19858,7 +19858,7 @@
               <w:spacing w:after="10" w:before="0"/>
               <w:ind w:left="120"/>
             </w:pPr>
-            <w:hyperlink w:history="1" r:id="rIddraw0gew101gsi-aryxo2">
+            <w:hyperlink w:history="1" r:id="rIdg-c1t1tvauwcnvrr2yksy">
               <w:r>
                 <w:rPr>
                   <w:rFonts w:ascii="Arial" w:cs="Arial" w:eastAsia="Arial" w:hAnsi="Arial"/>
@@ -20058,7 +20058,7 @@
             <w:pPr>
               <w:spacing w:after="20" w:before="0"/>
             </w:pPr>
-            <w:hyperlink w:history="1" r:id="rIdfx4vvmprs7ugja-6nqw7h">
+            <w:hyperlink w:history="1" r:id="rIdonc_m2fgej1cuba68htdi">
               <w:r>
                 <w:rPr>
                   <w:rFonts w:ascii="Arial" w:cs="Arial" w:eastAsia="Arial" w:hAnsi="Arial"/>
@@ -20091,7 +20091,7 @@
               <w:spacing w:after="10" w:before="0"/>
               <w:ind w:left="120"/>
             </w:pPr>
-            <w:hyperlink w:history="1" r:id="rIdwr143wfss7e-5vw6kfcgc">
+            <w:hyperlink w:history="1" r:id="rIdpif9b2at-5dq72yz1y-t-">
               <w:r>
                 <w:rPr>
                   <w:rFonts w:ascii="Arial" w:cs="Arial" w:eastAsia="Arial" w:hAnsi="Arial"/>
@@ -20136,7 +20136,7 @@
             <w:pPr>
               <w:spacing w:after="20" w:before="0"/>
             </w:pPr>
-            <w:hyperlink w:history="1" r:id="rIdwubmv6jmc6d6vlhfkgksq">
+            <w:hyperlink w:history="1" r:id="rIdfis6dlly0ny4zobqbprcj">
               <w:r>
                 <w:rPr>
                   <w:rFonts w:ascii="Arial" w:cs="Arial" w:eastAsia="Arial" w:hAnsi="Arial"/>
@@ -20169,7 +20169,7 @@
               <w:spacing w:after="10" w:before="0"/>
               <w:ind w:left="120"/>
             </w:pPr>
-            <w:hyperlink w:history="1" r:id="rIdrrmh3yqfbjrwln5kibo8q">
+            <w:hyperlink w:history="1" r:id="rIdhwz32y3fljc54-whyvo6i">
               <w:r>
                 <w:rPr>
                   <w:rFonts w:ascii="Arial" w:cs="Arial" w:eastAsia="Arial" w:hAnsi="Arial"/>
@@ -20694,7 +20694,7 @@
         </w:rPr>
         <w:t xml:space="preserve">© 2026 SeaVuria and ARES. Aligned with KICD objectives. Developed by SeaVuria; technical implementation by ARES (with AI assistance from Claude). Licensed under </w:t>
       </w:r>
-      <w:hyperlink w:history="1" r:id="rIdp9wnfneqw3pmv4b4yv13u">
+      <w:hyperlink w:history="1" r:id="rIdo1lye3m-kuzhactoyuo0s">
         <w:r>
           <w:rPr>
             <w:rFonts w:ascii="Arial" w:cs="Arial" w:eastAsia="Arial" w:hAnsi="Arial"/>
@@ -20715,7 +20715,7 @@
         </w:rPr>
         <w:t xml:space="preserve"> (</w:t>
       </w:r>
-      <w:hyperlink w:history="1" r:id="rId1t3wnszzajdvdw8wwaume">
+      <w:hyperlink w:history="1" r:id="rId0u-bqofque6etl1c5dg11">
         <w:r>
           <w:rPr>
             <w:rFonts w:ascii="Arial" w:cs="Arial" w:eastAsia="Arial" w:hAnsi="Arial"/>
@@ -21755,7 +21755,7 @@
             <w:pPr>
               <w:spacing w:after="20" w:before="0"/>
             </w:pPr>
-            <w:hyperlink w:history="1" r:id="rIdupmqehsz8pd_qlh4ougg6">
+            <w:hyperlink w:history="1" r:id="rIdtwxger1zj8pcxr387erqs">
               <w:r>
                 <w:rPr>
                   <w:rFonts w:ascii="Arial" w:cs="Arial" w:eastAsia="Arial" w:hAnsi="Arial"/>
@@ -21788,7 +21788,7 @@
               <w:spacing w:after="10" w:before="0"/>
               <w:ind w:left="120"/>
             </w:pPr>
-            <w:hyperlink w:history="1" r:id="rIdrbnuau_8etieyqisgfd6e">
+            <w:hyperlink w:history="1" r:id="rIdzg4e57zu-ypqmds_8abfq">
               <w:r>
                 <w:rPr>
                   <w:rFonts w:ascii="Arial" w:cs="Arial" w:eastAsia="Arial" w:hAnsi="Arial"/>
@@ -21833,7 +21833,7 @@
             <w:pPr>
               <w:spacing w:after="20" w:before="0"/>
             </w:pPr>
-            <w:hyperlink w:history="1" r:id="rIddrhrwsatzdd7_surn6wj5">
+            <w:hyperlink w:history="1" r:id="rIdbiibxvvvb1cxtqdhbqtam">
               <w:r>
                 <w:rPr>
                   <w:rFonts w:ascii="Arial" w:cs="Arial" w:eastAsia="Arial" w:hAnsi="Arial"/>
@@ -21866,7 +21866,7 @@
               <w:spacing w:after="10" w:before="0"/>
               <w:ind w:left="120"/>
             </w:pPr>
-            <w:hyperlink w:history="1" r:id="rId8gziafoku6ut9s7-boy5y">
+            <w:hyperlink w:history="1" r:id="rIdazdopa4ncemybn-efledi">
               <w:r>
                 <w:rPr>
                   <w:rFonts w:ascii="Arial" w:cs="Arial" w:eastAsia="Arial" w:hAnsi="Arial"/>
@@ -22066,7 +22066,7 @@
             <w:pPr>
               <w:spacing w:after="20" w:before="0"/>
             </w:pPr>
-            <w:hyperlink w:history="1" r:id="rId_qtv_ku68v3pkbny_vhzi">
+            <w:hyperlink w:history="1" r:id="rIdemujusaerzqhjalu0t42a">
               <w:r>
                 <w:rPr>
                   <w:rFonts w:ascii="Arial" w:cs="Arial" w:eastAsia="Arial" w:hAnsi="Arial"/>
@@ -22099,7 +22099,7 @@
               <w:spacing w:after="10" w:before="0"/>
               <w:ind w:left="120"/>
             </w:pPr>
-            <w:hyperlink w:history="1" r:id="rIdwire924gyku8dee0pzjuz">
+            <w:hyperlink w:history="1" r:id="rIdllblg86unk210re6trs4d">
               <w:r>
                 <w:rPr>
                   <w:rFonts w:ascii="Arial" w:cs="Arial" w:eastAsia="Arial" w:hAnsi="Arial"/>
@@ -22144,7 +22144,7 @@
             <w:pPr>
               <w:spacing w:after="20" w:before="0"/>
             </w:pPr>
-            <w:hyperlink w:history="1" r:id="rIdztmzba2a-xjr02ey9g0ka">
+            <w:hyperlink w:history="1" r:id="rId5eylezsoa1mlxta6fuog1">
               <w:r>
                 <w:rPr>
                   <w:rFonts w:ascii="Arial" w:cs="Arial" w:eastAsia="Arial" w:hAnsi="Arial"/>
@@ -22177,7 +22177,7 @@
               <w:spacing w:after="10" w:before="0"/>
               <w:ind w:left="120"/>
             </w:pPr>
-            <w:hyperlink w:history="1" r:id="rId_u5du9mbpehakjcy_l7jz">
+            <w:hyperlink w:history="1" r:id="rIdsoegc7vofxoyj2crhbe_5">
               <w:r>
                 <w:rPr>
                   <w:rFonts w:ascii="Arial" w:cs="Arial" w:eastAsia="Arial" w:hAnsi="Arial"/>
@@ -22377,7 +22377,7 @@
             <w:pPr>
               <w:spacing w:after="20" w:before="0"/>
             </w:pPr>
-            <w:hyperlink w:history="1" r:id="rIdwe8akk59v5rws5cb7ffbk">
+            <w:hyperlink w:history="1" r:id="rId7vbgnm0vlu7_mztrigqua">
               <w:r>
                 <w:rPr>
                   <w:rFonts w:ascii="Arial" w:cs="Arial" w:eastAsia="Arial" w:hAnsi="Arial"/>
@@ -22426,7 +22426,7 @@
               <w:spacing w:after="10" w:before="0"/>
               <w:ind w:left="120"/>
             </w:pPr>
-            <w:hyperlink w:history="1" r:id="rId3h7rpopqmcpaboh1xjfua">
+            <w:hyperlink w:history="1" r:id="rId9dvumv0opvmbi1rva1pxs">
               <w:r>
                 <w:rPr>
                   <w:rFonts w:ascii="Arial" w:cs="Arial" w:eastAsia="Arial" w:hAnsi="Arial"/>
@@ -22471,7 +22471,7 @@
             <w:pPr>
               <w:spacing w:after="20" w:before="0"/>
             </w:pPr>
-            <w:hyperlink w:history="1" r:id="rIdqcquq3240ce6oew7-yiph">
+            <w:hyperlink w:history="1" r:id="rIdwe2gau29ljbgxawb7a-gn">
               <w:r>
                 <w:rPr>
                   <w:rFonts w:ascii="Arial" w:cs="Arial" w:eastAsia="Arial" w:hAnsi="Arial"/>
@@ -22504,7 +22504,7 @@
               <w:spacing w:after="10" w:before="0"/>
               <w:ind w:left="120"/>
             </w:pPr>
-            <w:hyperlink w:history="1" r:id="rIdc4nwc_kvuwkiur1rqaqup">
+            <w:hyperlink w:history="1" r:id="rIdjwf8bmjfd1wf8zk5byzjr">
               <w:r>
                 <w:rPr>
                   <w:rFonts w:ascii="Arial" w:cs="Arial" w:eastAsia="Arial" w:hAnsi="Arial"/>
@@ -22704,7 +22704,7 @@
             <w:pPr>
               <w:spacing w:after="20" w:before="0"/>
             </w:pPr>
-            <w:hyperlink w:history="1" r:id="rIdtkysgcdgjpoxt9eyw30t-">
+            <w:hyperlink w:history="1" r:id="rIdvqr7s2sx6pq-g_qxn5dvd">
               <w:r>
                 <w:rPr>
                   <w:rFonts w:ascii="Arial" w:cs="Arial" w:eastAsia="Arial" w:hAnsi="Arial"/>
@@ -22753,7 +22753,7 @@
               <w:spacing w:after="10" w:before="0"/>
               <w:ind w:left="120"/>
             </w:pPr>
-            <w:hyperlink w:history="1" r:id="rIdo2ekeuvkjajitht2871_n">
+            <w:hyperlink w:history="1" r:id="rIdreuixlmnyoghnlid42cv8">
               <w:r>
                 <w:rPr>
                   <w:rFonts w:ascii="Arial" w:cs="Arial" w:eastAsia="Arial" w:hAnsi="Arial"/>
@@ -22798,7 +22798,7 @@
             <w:pPr>
               <w:spacing w:after="20" w:before="0"/>
             </w:pPr>
-            <w:hyperlink w:history="1" r:id="rIdnjkcigfychjrcwnrtpkh1">
+            <w:hyperlink w:history="1" r:id="rIdrzlc5xywaoibes9uudces">
               <w:r>
                 <w:rPr>
                   <w:rFonts w:ascii="Arial" w:cs="Arial" w:eastAsia="Arial" w:hAnsi="Arial"/>
@@ -22831,7 +22831,7 @@
               <w:spacing w:after="10" w:before="0"/>
               <w:ind w:left="120"/>
             </w:pPr>
-            <w:hyperlink w:history="1" r:id="rIdl-efsxsp5qbwdmzz_5bep">
+            <w:hyperlink w:history="1" r:id="rIdxdoerferfhnnqdsif41yt">
               <w:r>
                 <w:rPr>
                   <w:rFonts w:ascii="Arial" w:cs="Arial" w:eastAsia="Arial" w:hAnsi="Arial"/>
@@ -23031,7 +23031,7 @@
             <w:pPr>
               <w:spacing w:after="20" w:before="0"/>
             </w:pPr>
-            <w:hyperlink w:history="1" r:id="rIdfup06utjlmcqkqwmgqvp8">
+            <w:hyperlink w:history="1" r:id="rIdofwdo8sjsz5s4atglmiup">
               <w:r>
                 <w:rPr>
                   <w:rFonts w:ascii="Arial" w:cs="Arial" w:eastAsia="Arial" w:hAnsi="Arial"/>
@@ -23080,7 +23080,7 @@
               <w:spacing w:after="10" w:before="0"/>
               <w:ind w:left="120"/>
             </w:pPr>
-            <w:hyperlink w:history="1" r:id="rIdq8dbchyamyvyfhs88qffl">
+            <w:hyperlink w:history="1" r:id="rIdhg7iocm-m6b9qkmubhqna">
               <w:r>
                 <w:rPr>
                   <w:rFonts w:ascii="Arial" w:cs="Arial" w:eastAsia="Arial" w:hAnsi="Arial"/>
@@ -23125,7 +23125,7 @@
             <w:pPr>
               <w:spacing w:after="20" w:before="0"/>
             </w:pPr>
-            <w:hyperlink w:history="1" r:id="rIdwnpnw3zhfqtl2hrer79x4">
+            <w:hyperlink w:history="1" r:id="rIdnbm2ln9dq9ptt1dl4_n1w">
               <w:r>
                 <w:rPr>
                   <w:rFonts w:ascii="Arial" w:cs="Arial" w:eastAsia="Arial" w:hAnsi="Arial"/>
@@ -23174,7 +23174,7 @@
               <w:spacing w:after="10" w:before="0"/>
               <w:ind w:left="120"/>
             </w:pPr>
-            <w:hyperlink w:history="1" r:id="rId7h_e3kwyglaaygcj3jxc_">
+            <w:hyperlink w:history="1" r:id="rId0znbt-bw6ooplicz5by8q">
               <w:r>
                 <w:rPr>
                   <w:rFonts w:ascii="Arial" w:cs="Arial" w:eastAsia="Arial" w:hAnsi="Arial"/>
@@ -23699,7 +23699,7 @@
         </w:rPr>
         <w:t xml:space="preserve">© 2026 SeaVuria and ARES. Aligned with KICD objectives. Developed by SeaVuria; technical implementation by ARES (with AI assistance from Claude). Licensed under </w:t>
       </w:r>
-      <w:hyperlink w:history="1" r:id="rIdngkuagoxjx02ket-xhdt9">
+      <w:hyperlink w:history="1" r:id="rIdmp5dztzvj0rpff8t-zkx_">
         <w:r>
           <w:rPr>
             <w:rFonts w:ascii="Arial" w:cs="Arial" w:eastAsia="Arial" w:hAnsi="Arial"/>
@@ -23720,7 +23720,7 @@
         </w:rPr>
         <w:t xml:space="preserve"> (</w:t>
       </w:r>
-      <w:hyperlink w:history="1" r:id="rIdfvey2ukyiqvmubt5-bxuo">
+      <w:hyperlink w:history="1" r:id="rIduflwx0ppalj6ikhnr8acg">
         <w:r>
           <w:rPr>
             <w:rFonts w:ascii="Arial" w:cs="Arial" w:eastAsia="Arial" w:hAnsi="Arial"/>
@@ -24760,7 +24760,7 @@
             <w:pPr>
               <w:spacing w:after="20" w:before="0"/>
             </w:pPr>
-            <w:hyperlink w:history="1" r:id="rIdlt36ljoj0aiij5yvu-tvl">
+            <w:hyperlink w:history="1" r:id="rIdr-3bn3vlmzdveayjedt9o">
               <w:r>
                 <w:rPr>
                   <w:rFonts w:ascii="Arial" w:cs="Arial" w:eastAsia="Arial" w:hAnsi="Arial"/>
@@ -24793,7 +24793,7 @@
               <w:spacing w:after="10" w:before="0"/>
               <w:ind w:left="120"/>
             </w:pPr>
-            <w:hyperlink w:history="1" r:id="rIdaqxa4ui3mbptj1b4rzgsq">
+            <w:hyperlink w:history="1" r:id="rId535wixz346-6yyvcjbbji">
               <w:r>
                 <w:rPr>
                   <w:rFonts w:ascii="Arial" w:cs="Arial" w:eastAsia="Arial" w:hAnsi="Arial"/>
@@ -24838,7 +24838,7 @@
             <w:pPr>
               <w:spacing w:after="20" w:before="0"/>
             </w:pPr>
-            <w:hyperlink w:history="1" r:id="rIds-u29lfdhjq731k4mnnwd">
+            <w:hyperlink w:history="1" r:id="rIdbr4ncr0bcj2tssy0ue1lk">
               <w:r>
                 <w:rPr>
                   <w:rFonts w:ascii="Arial" w:cs="Arial" w:eastAsia="Arial" w:hAnsi="Arial"/>
@@ -24871,7 +24871,7 @@
               <w:spacing w:after="10" w:before="0"/>
               <w:ind w:left="120"/>
             </w:pPr>
-            <w:hyperlink w:history="1" r:id="rId8taflpojygqdpale_mb6f">
+            <w:hyperlink w:history="1" r:id="rIdqdllrsd1csa7rclibe8-f">
               <w:r>
                 <w:rPr>
                   <w:rFonts w:ascii="Arial" w:cs="Arial" w:eastAsia="Arial" w:hAnsi="Arial"/>
@@ -25071,7 +25071,7 @@
             <w:pPr>
               <w:spacing w:after="20" w:before="0"/>
             </w:pPr>
-            <w:hyperlink w:history="1" r:id="rIdrj95k_zv2jhb_1sabwag5">
+            <w:hyperlink w:history="1" r:id="rIdwodm15tqnhe96snhbchkp">
               <w:r>
                 <w:rPr>
                   <w:rFonts w:ascii="Arial" w:cs="Arial" w:eastAsia="Arial" w:hAnsi="Arial"/>
@@ -25104,7 +25104,7 @@
               <w:spacing w:after="10" w:before="0"/>
               <w:ind w:left="120"/>
             </w:pPr>
-            <w:hyperlink w:history="1" r:id="rIdoznpoktsdapkunjrrb_fd">
+            <w:hyperlink w:history="1" r:id="rIdnilrofg46ba8ltmamhz_g">
               <w:r>
                 <w:rPr>
                   <w:rFonts w:ascii="Arial" w:cs="Arial" w:eastAsia="Arial" w:hAnsi="Arial"/>
@@ -25149,7 +25149,7 @@
             <w:pPr>
               <w:spacing w:after="20" w:before="0"/>
             </w:pPr>
-            <w:hyperlink w:history="1" r:id="rId_ygtpuyxg7cctv_ueribf">
+            <w:hyperlink w:history="1" r:id="rId0-rxl_xodge5obh9qasb7">
               <w:r>
                 <w:rPr>
                   <w:rFonts w:ascii="Arial" w:cs="Arial" w:eastAsia="Arial" w:hAnsi="Arial"/>
@@ -25182,7 +25182,7 @@
               <w:spacing w:after="10" w:before="0"/>
               <w:ind w:left="120"/>
             </w:pPr>
-            <w:hyperlink w:history="1" r:id="rIduvzmq05ija6rawblgt0wv">
+            <w:hyperlink w:history="1" r:id="rId8owrmq-payajkyd5iq1sb">
               <w:r>
                 <w:rPr>
                   <w:rFonts w:ascii="Arial" w:cs="Arial" w:eastAsia="Arial" w:hAnsi="Arial"/>
@@ -25382,7 +25382,7 @@
             <w:pPr>
               <w:spacing w:after="20" w:before="0"/>
             </w:pPr>
-            <w:hyperlink w:history="1" r:id="rIdvqtqp9pfwwpbq5lv9xry6">
+            <w:hyperlink w:history="1" r:id="rIdm-y1bl5quaygoovz3ibs5">
               <w:r>
                 <w:rPr>
                   <w:rFonts w:ascii="Arial" w:cs="Arial" w:eastAsia="Arial" w:hAnsi="Arial"/>
@@ -25431,7 +25431,7 @@
               <w:spacing w:after="10" w:before="0"/>
               <w:ind w:left="120"/>
             </w:pPr>
-            <w:hyperlink w:history="1" r:id="rIdfxuiez7ve2mrywml0uddc">
+            <w:hyperlink w:history="1" r:id="rIdblihyjegouijpidmvb_um">
               <w:r>
                 <w:rPr>
                   <w:rFonts w:ascii="Arial" w:cs="Arial" w:eastAsia="Arial" w:hAnsi="Arial"/>
@@ -25476,7 +25476,7 @@
             <w:pPr>
               <w:spacing w:after="20" w:before="0"/>
             </w:pPr>
-            <w:hyperlink w:history="1" r:id="rId-uuhckppea0yxuqz78td5">
+            <w:hyperlink w:history="1" r:id="rId6z6v4hfjmintyiq0zxgjc">
               <w:r>
                 <w:rPr>
                   <w:rFonts w:ascii="Arial" w:cs="Arial" w:eastAsia="Arial" w:hAnsi="Arial"/>
@@ -25509,7 +25509,7 @@
               <w:spacing w:after="10" w:before="0"/>
               <w:ind w:left="120"/>
             </w:pPr>
-            <w:hyperlink w:history="1" r:id="rIdr93qpbv1yjvxwap4h3eie">
+            <w:hyperlink w:history="1" r:id="rIdqlzvxmao8akmfwebiz2-v">
               <w:r>
                 <w:rPr>
                   <w:rFonts w:ascii="Arial" w:cs="Arial" w:eastAsia="Arial" w:hAnsi="Arial"/>
@@ -25709,7 +25709,7 @@
             <w:pPr>
               <w:spacing w:after="20" w:before="0"/>
             </w:pPr>
-            <w:hyperlink w:history="1" r:id="rIdticips-7c2qwrm6q1ufu8">
+            <w:hyperlink w:history="1" r:id="rIdhoqhdlnauqxqzh1votpgc">
               <w:r>
                 <w:rPr>
                   <w:rFonts w:ascii="Arial" w:cs="Arial" w:eastAsia="Arial" w:hAnsi="Arial"/>
@@ -25758,7 +25758,7 @@
               <w:spacing w:after="10" w:before="0"/>
               <w:ind w:left="120"/>
             </w:pPr>
-            <w:hyperlink w:history="1" r:id="rIdfsi1xfmttmoe5fz_pgv4u">
+            <w:hyperlink w:history="1" r:id="rIdaxqidzdahqjykg1rmct16">
               <w:r>
                 <w:rPr>
                   <w:rFonts w:ascii="Arial" w:cs="Arial" w:eastAsia="Arial" w:hAnsi="Arial"/>
@@ -25803,7 +25803,7 @@
             <w:pPr>
               <w:spacing w:after="20" w:before="0"/>
             </w:pPr>
-            <w:hyperlink w:history="1" r:id="rIdeckyshfdk_sfcasq2be-h">
+            <w:hyperlink w:history="1" r:id="rId91gyepx_kzr6rf3aupxmp">
               <w:r>
                 <w:rPr>
                   <w:rFonts w:ascii="Arial" w:cs="Arial" w:eastAsia="Arial" w:hAnsi="Arial"/>
@@ -25836,7 +25836,7 @@
               <w:spacing w:after="10" w:before="0"/>
               <w:ind w:left="120"/>
             </w:pPr>
-            <w:hyperlink w:history="1" r:id="rId9z4b2uax8ezdopel9msbf">
+            <w:hyperlink w:history="1" r:id="rIdoby6brqaalekoiajg41go">
               <w:r>
                 <w:rPr>
                   <w:rFonts w:ascii="Arial" w:cs="Arial" w:eastAsia="Arial" w:hAnsi="Arial"/>
@@ -26036,7 +26036,7 @@
             <w:pPr>
               <w:spacing w:after="20" w:before="0"/>
             </w:pPr>
-            <w:hyperlink w:history="1" r:id="rId_qmxfjj65x0c_o3ode10j">
+            <w:hyperlink w:history="1" r:id="rIdw25ycyqwjnkkksj7p3vaj">
               <w:r>
                 <w:rPr>
                   <w:rFonts w:ascii="Arial" w:cs="Arial" w:eastAsia="Arial" w:hAnsi="Arial"/>
@@ -26085,7 +26085,7 @@
               <w:spacing w:after="10" w:before="0"/>
               <w:ind w:left="120"/>
             </w:pPr>
-            <w:hyperlink w:history="1" r:id="rIdblcnwhojytlnjoniig7pz">
+            <w:hyperlink w:history="1" r:id="rIdtqlkfbihnd2tjmsaosq2d">
               <w:r>
                 <w:rPr>
                   <w:rFonts w:ascii="Arial" w:cs="Arial" w:eastAsia="Arial" w:hAnsi="Arial"/>
@@ -26130,7 +26130,7 @@
             <w:pPr>
               <w:spacing w:after="20" w:before="0"/>
             </w:pPr>
-            <w:hyperlink w:history="1" r:id="rIdr2thuyshjsbk742tqarxl">
+            <w:hyperlink w:history="1" r:id="rId1ivkfimieb6mlaymjb1jr">
               <w:r>
                 <w:rPr>
                   <w:rFonts w:ascii="Arial" w:cs="Arial" w:eastAsia="Arial" w:hAnsi="Arial"/>
@@ -26163,7 +26163,7 @@
               <w:spacing w:after="10" w:before="0"/>
               <w:ind w:left="120"/>
             </w:pPr>
-            <w:hyperlink w:history="1" r:id="rIdvdnigt7o8kwfkhbvxf29f">
+            <w:hyperlink w:history="1" r:id="rId_b9jv98pwiopwxdw_cenr">
               <w:r>
                 <w:rPr>
                   <w:rFonts w:ascii="Arial" w:cs="Arial" w:eastAsia="Arial" w:hAnsi="Arial"/>
@@ -26688,7 +26688,7 @@
         </w:rPr>
         <w:t xml:space="preserve">© 2026 SeaVuria and ARES. Aligned with KICD objectives. Developed by SeaVuria; technical implementation by ARES (with AI assistance from Claude). Licensed under </w:t>
       </w:r>
-      <w:hyperlink w:history="1" r:id="rIdu4lnx_dq1q0r2ldlghmzn">
+      <w:hyperlink w:history="1" r:id="rIdokphik_drafnss51lgbqq">
         <w:r>
           <w:rPr>
             <w:rFonts w:ascii="Arial" w:cs="Arial" w:eastAsia="Arial" w:hAnsi="Arial"/>
@@ -26709,7 +26709,7 @@
         </w:rPr>
         <w:t xml:space="preserve"> (</w:t>
       </w:r>
-      <w:hyperlink w:history="1" r:id="rId6g5x9i1r-cx686bbbtmby">
+      <w:hyperlink w:history="1" r:id="rIdz9zhiakpavxfznqgjvfip">
         <w:r>
           <w:rPr>
             <w:rFonts w:ascii="Arial" w:cs="Arial" w:eastAsia="Arial" w:hAnsi="Arial"/>
@@ -27749,7 +27749,7 @@
             <w:pPr>
               <w:spacing w:after="20" w:before="0"/>
             </w:pPr>
-            <w:hyperlink w:history="1" r:id="rIdy9bft0b5icz0xif36qzc4">
+            <w:hyperlink w:history="1" r:id="rIdhbmh14ufq99byvlycx4gj">
               <w:r>
                 <w:rPr>
                   <w:rFonts w:ascii="Arial" w:cs="Arial" w:eastAsia="Arial" w:hAnsi="Arial"/>
@@ -27782,7 +27782,7 @@
               <w:spacing w:after="10" w:before="0"/>
               <w:ind w:left="120"/>
             </w:pPr>
-            <w:hyperlink w:history="1" r:id="rId6hihk7k0guv1vein4j7ow">
+            <w:hyperlink w:history="1" r:id="rIdbd2scjh-s-t8ja4mzzsuy">
               <w:r>
                 <w:rPr>
                   <w:rFonts w:ascii="Arial" w:cs="Arial" w:eastAsia="Arial" w:hAnsi="Arial"/>
@@ -27844,7 +27844,7 @@
               <w:spacing w:after="10" w:before="0"/>
               <w:ind w:left="120"/>
             </w:pPr>
-            <w:hyperlink w:history="1" r:id="rIdtkbh5m5bzmugzrgooenk4">
+            <w:hyperlink w:history="1" r:id="rId_y4v1_pkuimncmt2l8gt9">
               <w:r>
                 <w:rPr>
                   <w:rFonts w:ascii="Arial" w:cs="Arial" w:eastAsia="Arial" w:hAnsi="Arial"/>
@@ -28059,7 +28059,7 @@
             <w:pPr>
               <w:spacing w:after="20" w:before="0"/>
             </w:pPr>
-            <w:hyperlink w:history="1" r:id="rIdll6m-2ebwok1kkec9vwzh">
+            <w:hyperlink w:history="1" r:id="rIdjgoolcctmptjlrtl3f69f">
               <w:r>
                 <w:rPr>
                   <w:rFonts w:ascii="Arial" w:cs="Arial" w:eastAsia="Arial" w:hAnsi="Arial"/>
@@ -28092,7 +28092,7 @@
               <w:spacing w:after="10" w:before="0"/>
               <w:ind w:left="120"/>
             </w:pPr>
-            <w:hyperlink w:history="1" r:id="rIdk-8bcs1sw-jrp-q9rdlzv">
+            <w:hyperlink w:history="1" r:id="rIdjegxcyxywzukk3xq-a4rk">
               <w:r>
                 <w:rPr>
                   <w:rFonts w:ascii="Arial" w:cs="Arial" w:eastAsia="Arial" w:hAnsi="Arial"/>
@@ -28154,7 +28154,7 @@
               <w:spacing w:after="10" w:before="0"/>
               <w:ind w:left="120"/>
             </w:pPr>
-            <w:hyperlink w:history="1" r:id="rIdvvmjvpzc8qgzrvkzc5pfd">
+            <w:hyperlink w:history="1" r:id="rIddouv1r0yoh6eawujyq5o-">
               <w:r>
                 <w:rPr>
                   <w:rFonts w:ascii="Arial" w:cs="Arial" w:eastAsia="Arial" w:hAnsi="Arial"/>
@@ -28369,7 +28369,7 @@
             <w:pPr>
               <w:spacing w:after="20" w:before="0"/>
             </w:pPr>
-            <w:hyperlink w:history="1" r:id="rIdzerpxoot5wqirqwgfvguf">
+            <w:hyperlink w:history="1" r:id="rIdmyn8djs6lznypedqixbci">
               <w:r>
                 <w:rPr>
                   <w:rFonts w:ascii="Arial" w:cs="Arial" w:eastAsia="Arial" w:hAnsi="Arial"/>
@@ -28418,7 +28418,7 @@
               <w:spacing w:after="10" w:before="0"/>
               <w:ind w:left="120"/>
             </w:pPr>
-            <w:hyperlink w:history="1" r:id="rId2kvb6fkxj46rwh1y0jawp">
+            <w:hyperlink w:history="1" r:id="rIdd4n1h1bknqbjlecwii4yw">
               <w:r>
                 <w:rPr>
                   <w:rFonts w:ascii="Arial" w:cs="Arial" w:eastAsia="Arial" w:hAnsi="Arial"/>
@@ -28480,7 +28480,7 @@
               <w:spacing w:after="10" w:before="0"/>
               <w:ind w:left="120"/>
             </w:pPr>
-            <w:hyperlink w:history="1" r:id="rIdxvsbrqk0yqkyuojqi2gxq">
+            <w:hyperlink w:history="1" r:id="rIddzswn-ctuooxvkzpezgon">
               <w:r>
                 <w:rPr>
                   <w:rFonts w:ascii="Arial" w:cs="Arial" w:eastAsia="Arial" w:hAnsi="Arial"/>
@@ -28695,7 +28695,7 @@
             <w:pPr>
               <w:spacing w:after="20" w:before="0"/>
             </w:pPr>
-            <w:hyperlink w:history="1" r:id="rId7amlfgkgnqhwther2ui8j">
+            <w:hyperlink w:history="1" r:id="rIdfkqtki1l-wuc_jdkbkbdy">
               <w:r>
                 <w:rPr>
                   <w:rFonts w:ascii="Arial" w:cs="Arial" w:eastAsia="Arial" w:hAnsi="Arial"/>
@@ -28744,7 +28744,7 @@
               <w:spacing w:after="10" w:before="0"/>
               <w:ind w:left="120"/>
             </w:pPr>
-            <w:hyperlink w:history="1" r:id="rIdlfy1j3js64vyrqhckh478">
+            <w:hyperlink w:history="1" r:id="rIdk6rxns1wger8w177zgmuv">
               <w:r>
                 <w:rPr>
                   <w:rFonts w:ascii="Arial" w:cs="Arial" w:eastAsia="Arial" w:hAnsi="Arial"/>
@@ -28806,7 +28806,7 @@
               <w:spacing w:after="10" w:before="0"/>
               <w:ind w:left="120"/>
             </w:pPr>
-            <w:hyperlink w:history="1" r:id="rIdmie6fnxodzkx3auyipn8y">
+            <w:hyperlink w:history="1" r:id="rIdqw8g2r55x1tm6vmbx7opv">
               <w:r>
                 <w:rPr>
                   <w:rFonts w:ascii="Arial" w:cs="Arial" w:eastAsia="Arial" w:hAnsi="Arial"/>
@@ -29021,7 +29021,7 @@
             <w:pPr>
               <w:spacing w:after="20" w:before="0"/>
             </w:pPr>
-            <w:hyperlink w:history="1" r:id="rIdccyzf9m2wqcims7r7mpru">
+            <w:hyperlink w:history="1" r:id="rIdibrxcqhefigm_uevmt_nl">
               <w:r>
                 <w:rPr>
                   <w:rFonts w:ascii="Arial" w:cs="Arial" w:eastAsia="Arial" w:hAnsi="Arial"/>
@@ -29070,7 +29070,7 @@
               <w:spacing w:after="10" w:before="0"/>
               <w:ind w:left="120"/>
             </w:pPr>
-            <w:hyperlink w:history="1" r:id="rIddhdkbj0ijhio_6jvxolap">
+            <w:hyperlink w:history="1" r:id="rIdjbeacdrkhlkdujh8airnc">
               <w:r>
                 <w:rPr>
                   <w:rFonts w:ascii="Arial" w:cs="Arial" w:eastAsia="Arial" w:hAnsi="Arial"/>
@@ -29132,7 +29132,7 @@
               <w:spacing w:after="10" w:before="0"/>
               <w:ind w:left="120"/>
             </w:pPr>
-            <w:hyperlink w:history="1" r:id="rIdse0zuge0vw9g9dvzbu3a-">
+            <w:hyperlink w:history="1" r:id="rIdht6enayf7jifrxz3ai69r">
               <w:r>
                 <w:rPr>
                   <w:rFonts w:ascii="Arial" w:cs="Arial" w:eastAsia="Arial" w:hAnsi="Arial"/>
@@ -29672,7 +29672,7 @@
         </w:rPr>
         <w:t xml:space="preserve">© 2026 SeaVuria and ARES. Aligned with KICD objectives. Developed by SeaVuria; technical implementation by ARES (with AI assistance from Claude). Licensed under </w:t>
       </w:r>
-      <w:hyperlink w:history="1" r:id="rIdwfdooecwopr_pubesup00">
+      <w:hyperlink w:history="1" r:id="rIdtxlaowjd0crnzjzjnedwk">
         <w:r>
           <w:rPr>
             <w:rFonts w:ascii="Arial" w:cs="Arial" w:eastAsia="Arial" w:hAnsi="Arial"/>
@@ -29693,7 +29693,7 @@
         </w:rPr>
         <w:t xml:space="preserve"> (</w:t>
       </w:r>
-      <w:hyperlink w:history="1" r:id="rIdeprfbyfhonfvggd_jbd6b">
+      <w:hyperlink w:history="1" r:id="rIdyhni6bylaamazzbwut0yh">
         <w:r>
           <w:rPr>
             <w:rFonts w:ascii="Arial" w:cs="Arial" w:eastAsia="Arial" w:hAnsi="Arial"/>
@@ -30733,7 +30733,7 @@
             <w:pPr>
               <w:spacing w:after="20" w:before="0"/>
             </w:pPr>
-            <w:hyperlink w:history="1" r:id="rIdxqvwbgmhhaopwzlfo3uss">
+            <w:hyperlink w:history="1" r:id="rIdt3tte6e3mxwtucwbnnkav">
               <w:r>
                 <w:rPr>
                   <w:rFonts w:ascii="Arial" w:cs="Arial" w:eastAsia="Arial" w:hAnsi="Arial"/>
@@ -30766,7 +30766,7 @@
               <w:spacing w:after="10" w:before="0"/>
               <w:ind w:left="120"/>
             </w:pPr>
-            <w:hyperlink w:history="1" r:id="rIdj92dxnokxpoqu09lpqumb">
+            <w:hyperlink w:history="1" r:id="rIdj6diodgjuksn6vrncmwnf">
               <w:r>
                 <w:rPr>
                   <w:rFonts w:ascii="Arial" w:cs="Arial" w:eastAsia="Arial" w:hAnsi="Arial"/>
@@ -30811,7 +30811,7 @@
             <w:pPr>
               <w:spacing w:after="20" w:before="0"/>
             </w:pPr>
-            <w:hyperlink w:history="1" r:id="rIdh6sjmkcz_qnrkbexyn5b-">
+            <w:hyperlink w:history="1" r:id="rId-qvnhi1xpms6jdudyxkqv">
               <w:r>
                 <w:rPr>
                   <w:rFonts w:ascii="Arial" w:cs="Arial" w:eastAsia="Arial" w:hAnsi="Arial"/>
@@ -30844,7 +30844,7 @@
               <w:spacing w:after="10" w:before="0"/>
               <w:ind w:left="120"/>
             </w:pPr>
-            <w:hyperlink w:history="1" r:id="rIdxdafvt_hq_5hj4ybm7hky">
+            <w:hyperlink w:history="1" r:id="rId1kyp4ovxs2dktdltowtff">
               <w:r>
                 <w:rPr>
                   <w:rFonts w:ascii="Arial" w:cs="Arial" w:eastAsia="Arial" w:hAnsi="Arial"/>
@@ -31044,7 +31044,7 @@
             <w:pPr>
               <w:spacing w:after="20" w:before="0"/>
             </w:pPr>
-            <w:hyperlink w:history="1" r:id="rIddqbqpao900kws2cq17rbd">
+            <w:hyperlink w:history="1" r:id="rIdl5augpv8yqoriit87niha">
               <w:r>
                 <w:rPr>
                   <w:rFonts w:ascii="Arial" w:cs="Arial" w:eastAsia="Arial" w:hAnsi="Arial"/>
@@ -31077,7 +31077,7 @@
               <w:spacing w:after="10" w:before="0"/>
               <w:ind w:left="120"/>
             </w:pPr>
-            <w:hyperlink w:history="1" r:id="rIdc_ulrxghgumulrrufexpu">
+            <w:hyperlink w:history="1" r:id="rIdkvy2dsob_rpgmjtdwaslu">
               <w:r>
                 <w:rPr>
                   <w:rFonts w:ascii="Arial" w:cs="Arial" w:eastAsia="Arial" w:hAnsi="Arial"/>
@@ -31122,7 +31122,7 @@
             <w:pPr>
               <w:spacing w:after="20" w:before="0"/>
             </w:pPr>
-            <w:hyperlink w:history="1" r:id="rIdi9kayti5f85u_dccdqiye">
+            <w:hyperlink w:history="1" r:id="rId-hdgyj6nzu7hw64o8zhu5">
               <w:r>
                 <w:rPr>
                   <w:rFonts w:ascii="Arial" w:cs="Arial" w:eastAsia="Arial" w:hAnsi="Arial"/>
@@ -31155,7 +31155,7 @@
               <w:spacing w:after="10" w:before="0"/>
               <w:ind w:left="120"/>
             </w:pPr>
-            <w:hyperlink w:history="1" r:id="rIddfsdiuap37srxbnutvc3l">
+            <w:hyperlink w:history="1" r:id="rIdy9v1egddnsf6_migrvc3w">
               <w:r>
                 <w:rPr>
                   <w:rFonts w:ascii="Arial" w:cs="Arial" w:eastAsia="Arial" w:hAnsi="Arial"/>
@@ -31355,7 +31355,7 @@
             <w:pPr>
               <w:spacing w:after="20" w:before="0"/>
             </w:pPr>
-            <w:hyperlink w:history="1" r:id="rIdr2gb3ee7vcoa_vmwbu5bg">
+            <w:hyperlink w:history="1" r:id="rIdqisqjfgdh5a5zxdrx17pc">
               <w:r>
                 <w:rPr>
                   <w:rFonts w:ascii="Arial" w:cs="Arial" w:eastAsia="Arial" w:hAnsi="Arial"/>
@@ -31388,7 +31388,7 @@
               <w:spacing w:after="10" w:before="0"/>
               <w:ind w:left="120"/>
             </w:pPr>
-            <w:hyperlink w:history="1" r:id="rIdqaa69ysbyrw_y9yjutsn3">
+            <w:hyperlink w:history="1" r:id="rIdll6rhmmd_skcebo6xvwde">
               <w:r>
                 <w:rPr>
                   <w:rFonts w:ascii="Arial" w:cs="Arial" w:eastAsia="Arial" w:hAnsi="Arial"/>
@@ -31433,7 +31433,7 @@
             <w:pPr>
               <w:spacing w:after="20" w:before="0"/>
             </w:pPr>
-            <w:hyperlink w:history="1" r:id="rIdwe5eykbwhqod0t2rzrdoe">
+            <w:hyperlink w:history="1" r:id="rIdrcieqkrse3ceckzkgalnq">
               <w:r>
                 <w:rPr>
                   <w:rFonts w:ascii="Arial" w:cs="Arial" w:eastAsia="Arial" w:hAnsi="Arial"/>
@@ -31466,7 +31466,7 @@
               <w:spacing w:after="10" w:before="0"/>
               <w:ind w:left="120"/>
             </w:pPr>
-            <w:hyperlink w:history="1" r:id="rId8ttjjfsytkppizsl3f0b_">
+            <w:hyperlink w:history="1" r:id="rIdx1ojnzaiswjafv06vo8by">
               <w:r>
                 <w:rPr>
                   <w:rFonts w:ascii="Arial" w:cs="Arial" w:eastAsia="Arial" w:hAnsi="Arial"/>
@@ -31666,7 +31666,7 @@
             <w:pPr>
               <w:spacing w:after="20" w:before="0"/>
             </w:pPr>
-            <w:hyperlink w:history="1" r:id="rIdtte0ivohdluf-2i4aii7x">
+            <w:hyperlink w:history="1" r:id="rId8xwhdmj5gn2wyv5u6fnxa">
               <w:r>
                 <w:rPr>
                   <w:rFonts w:ascii="Arial" w:cs="Arial" w:eastAsia="Arial" w:hAnsi="Arial"/>
@@ -31699,7 +31699,7 @@
               <w:spacing w:after="10" w:before="0"/>
               <w:ind w:left="120"/>
             </w:pPr>
-            <w:hyperlink w:history="1" r:id="rIdw3tsfqsgv8gsctklbvuda">
+            <w:hyperlink w:history="1" r:id="rIdyvcuii12ljkapmqh8rzcz">
               <w:r>
                 <w:rPr>
                   <w:rFonts w:ascii="Arial" w:cs="Arial" w:eastAsia="Arial" w:hAnsi="Arial"/>
@@ -31744,7 +31744,7 @@
             <w:pPr>
               <w:spacing w:after="20" w:before="0"/>
             </w:pPr>
-            <w:hyperlink w:history="1" r:id="rIdjfn5mzngejmec0gljzavt">
+            <w:hyperlink w:history="1" r:id="rId1gdxuij3vvklr5iytjpm7">
               <w:r>
                 <w:rPr>
                   <w:rFonts w:ascii="Arial" w:cs="Arial" w:eastAsia="Arial" w:hAnsi="Arial"/>
@@ -31777,7 +31777,7 @@
               <w:spacing w:after="10" w:before="0"/>
               <w:ind w:left="120"/>
             </w:pPr>
-            <w:hyperlink w:history="1" r:id="rIddwwhbxa1gvhtls17judb0">
+            <w:hyperlink w:history="1" r:id="rId0fzbl7wiivim2c9c0i887">
               <w:r>
                 <w:rPr>
                   <w:rFonts w:ascii="Arial" w:cs="Arial" w:eastAsia="Arial" w:hAnsi="Arial"/>
@@ -31977,7 +31977,7 @@
             <w:pPr>
               <w:spacing w:after="20" w:before="0"/>
             </w:pPr>
-            <w:hyperlink w:history="1" r:id="rIducojxbebnqfxq-rhb_w5v">
+            <w:hyperlink w:history="1" r:id="rIdodgtuaakcizwoxrzq-pgy">
               <w:r>
                 <w:rPr>
                   <w:rFonts w:ascii="Arial" w:cs="Arial" w:eastAsia="Arial" w:hAnsi="Arial"/>
@@ -32026,7 +32026,7 @@
               <w:spacing w:after="10" w:before="0"/>
               <w:ind w:left="120"/>
             </w:pPr>
-            <w:hyperlink w:history="1" r:id="rIdr5g-vsfoxmnxkskhirm69">
+            <w:hyperlink w:history="1" r:id="rIdck4t1sj2w0c-8zt8yfehl">
               <w:r>
                 <w:rPr>
                   <w:rFonts w:ascii="Arial" w:cs="Arial" w:eastAsia="Arial" w:hAnsi="Arial"/>
@@ -32071,7 +32071,7 @@
             <w:pPr>
               <w:spacing w:after="20" w:before="0"/>
             </w:pPr>
-            <w:hyperlink w:history="1" r:id="rIdn2hkelj-4tmr9c-e2gs75">
+            <w:hyperlink w:history="1" r:id="rIdu-nlztjr2kevsyyanljsv">
               <w:r>
                 <w:rPr>
                   <w:rFonts w:ascii="Arial" w:cs="Arial" w:eastAsia="Arial" w:hAnsi="Arial"/>
@@ -32120,7 +32120,7 @@
               <w:spacing w:after="10" w:before="0"/>
               <w:ind w:left="120"/>
             </w:pPr>
-            <w:hyperlink w:history="1" r:id="rIdy7o5ugpwtnjnhnp0pw-pm">
+            <w:hyperlink w:history="1" r:id="rId7olkzhxpfi0kuhkxf2thr">
               <w:r>
                 <w:rPr>
                   <w:rFonts w:ascii="Arial" w:cs="Arial" w:eastAsia="Arial" w:hAnsi="Arial"/>
@@ -32645,7 +32645,7 @@
         </w:rPr>
         <w:t xml:space="preserve">© 2026 SeaVuria and ARES. Aligned with KICD objectives. Developed by SeaVuria; technical implementation by ARES (with AI assistance from Claude). Licensed under </w:t>
       </w:r>
-      <w:hyperlink w:history="1" r:id="rIdioi_hnw_fesf1wac2gpmx">
+      <w:hyperlink w:history="1" r:id="rIdydhbtno1pudzpcduyatxz">
         <w:r>
           <w:rPr>
             <w:rFonts w:ascii="Arial" w:cs="Arial" w:eastAsia="Arial" w:hAnsi="Arial"/>
@@ -32666,7 +32666,7 @@
         </w:rPr>
         <w:t xml:space="preserve"> (</w:t>
       </w:r>
-      <w:hyperlink w:history="1" r:id="rIdnvwgzs5o0ovijmkvglsz3">
+      <w:hyperlink w:history="1" r:id="rIddjkkagnrn1h1emkpnxtxm">
         <w:r>
           <w:rPr>
             <w:rFonts w:ascii="Arial" w:cs="Arial" w:eastAsia="Arial" w:hAnsi="Arial"/>
@@ -33706,7 +33706,7 @@
             <w:pPr>
               <w:spacing w:after="20" w:before="0"/>
             </w:pPr>
-            <w:hyperlink w:history="1" r:id="rId_kcu0vddlh5t-8ibad7bg">
+            <w:hyperlink w:history="1" r:id="rIdv98hjn_k8uwjlq_r6189n">
               <w:r>
                 <w:rPr>
                   <w:rFonts w:ascii="Arial" w:cs="Arial" w:eastAsia="Arial" w:hAnsi="Arial"/>
@@ -33739,7 +33739,7 @@
               <w:spacing w:after="10" w:before="0"/>
               <w:ind w:left="120"/>
             </w:pPr>
-            <w:hyperlink w:history="1" r:id="rIdthxanqgaelsitddumfr5t">
+            <w:hyperlink w:history="1" r:id="rIdb4c-og4qitdxlcwym1-j8">
               <w:r>
                 <w:rPr>
                   <w:rFonts w:ascii="Arial" w:cs="Arial" w:eastAsia="Arial" w:hAnsi="Arial"/>
@@ -33784,7 +33784,7 @@
             <w:pPr>
               <w:spacing w:after="20" w:before="0"/>
             </w:pPr>
-            <w:hyperlink w:history="1" r:id="rIdajyiyvkvet6xrvsfpf_w5">
+            <w:hyperlink w:history="1" r:id="rIdxsst8vjm8fbvujjb4fs9v">
               <w:r>
                 <w:rPr>
                   <w:rFonts w:ascii="Arial" w:cs="Arial" w:eastAsia="Arial" w:hAnsi="Arial"/>
@@ -33817,7 +33817,7 @@
               <w:spacing w:after="10" w:before="0"/>
               <w:ind w:left="120"/>
             </w:pPr>
-            <w:hyperlink w:history="1" r:id="rIdasgejm8t04l9vv7yzvpii">
+            <w:hyperlink w:history="1" r:id="rIdwcv1gt-ura6gtocy9enkc">
               <w:r>
                 <w:rPr>
                   <w:rFonts w:ascii="Arial" w:cs="Arial" w:eastAsia="Arial" w:hAnsi="Arial"/>
@@ -34017,7 +34017,7 @@
             <w:pPr>
               <w:spacing w:after="20" w:before="0"/>
             </w:pPr>
-            <w:hyperlink w:history="1" r:id="rIdlwyoougtm1dc3grkoutnv">
+            <w:hyperlink w:history="1" r:id="rId1xpu0sqsbrk39ase0dsnz">
               <w:r>
                 <w:rPr>
                   <w:rFonts w:ascii="Arial" w:cs="Arial" w:eastAsia="Arial" w:hAnsi="Arial"/>
@@ -34050,7 +34050,7 @@
               <w:spacing w:after="10" w:before="0"/>
               <w:ind w:left="120"/>
             </w:pPr>
-            <w:hyperlink w:history="1" r:id="rId9o025lnawwobkhepovbnr">
+            <w:hyperlink w:history="1" r:id="rIdcv5chuymattoaphoh7fcu">
               <w:r>
                 <w:rPr>
                   <w:rFonts w:ascii="Arial" w:cs="Arial" w:eastAsia="Arial" w:hAnsi="Arial"/>
@@ -34095,7 +34095,7 @@
             <w:pPr>
               <w:spacing w:after="20" w:before="0"/>
             </w:pPr>
-            <w:hyperlink w:history="1" r:id="rIdryoy8i1jbt3eymglr70k8">
+            <w:hyperlink w:history="1" r:id="rIdhmxfgqshnb5aiyljchrww">
               <w:r>
                 <w:rPr>
                   <w:rFonts w:ascii="Arial" w:cs="Arial" w:eastAsia="Arial" w:hAnsi="Arial"/>
@@ -34128,7 +34128,7 @@
               <w:spacing w:after="10" w:before="0"/>
               <w:ind w:left="120"/>
             </w:pPr>
-            <w:hyperlink w:history="1" r:id="rIdulxtq44y9p4bz52uwpme4">
+            <w:hyperlink w:history="1" r:id="rIdak5potk9mhnwbbegz05iz">
               <w:r>
                 <w:rPr>
                   <w:rFonts w:ascii="Arial" w:cs="Arial" w:eastAsia="Arial" w:hAnsi="Arial"/>
@@ -34328,7 +34328,7 @@
             <w:pPr>
               <w:spacing w:after="20" w:before="0"/>
             </w:pPr>
-            <w:hyperlink w:history="1" r:id="rIdxrihjiy9qzbhwr35openv">
+            <w:hyperlink w:history="1" r:id="rIdwluge0bqs0nxmzvqdyofa">
               <w:r>
                 <w:rPr>
                   <w:rFonts w:ascii="Arial" w:cs="Arial" w:eastAsia="Arial" w:hAnsi="Arial"/>
@@ -34361,7 +34361,7 @@
               <w:spacing w:after="10" w:before="0"/>
               <w:ind w:left="120"/>
             </w:pPr>
-            <w:hyperlink w:history="1" r:id="rIdnmhyvnu_enqhvdzktthps">
+            <w:hyperlink w:history="1" r:id="rId7mxkma2fv7cxbwmmdb4bo">
               <w:r>
                 <w:rPr>
                   <w:rFonts w:ascii="Arial" w:cs="Arial" w:eastAsia="Arial" w:hAnsi="Arial"/>
@@ -34406,7 +34406,7 @@
             <w:pPr>
               <w:spacing w:after="20" w:before="0"/>
             </w:pPr>
-            <w:hyperlink w:history="1" r:id="rId_cphxpqk7rktizrqmykom">
+            <w:hyperlink w:history="1" r:id="rIdvl6vbhpvhiv5psxsdiyxb">
               <w:r>
                 <w:rPr>
                   <w:rFonts w:ascii="Arial" w:cs="Arial" w:eastAsia="Arial" w:hAnsi="Arial"/>
@@ -34439,7 +34439,7 @@
               <w:spacing w:after="10" w:before="0"/>
               <w:ind w:left="120"/>
             </w:pPr>
-            <w:hyperlink w:history="1" r:id="rIdbbavewapaagspipgkmnhl">
+            <w:hyperlink w:history="1" r:id="rIdvgt2-yf_jl_gwh1n9bkpt">
               <w:r>
                 <w:rPr>
                   <w:rFonts w:ascii="Arial" w:cs="Arial" w:eastAsia="Arial" w:hAnsi="Arial"/>
@@ -34639,7 +34639,7 @@
             <w:pPr>
               <w:spacing w:after="20" w:before="0"/>
             </w:pPr>
-            <w:hyperlink w:history="1" r:id="rIdhcg39j77v3kf9c1z0qq-q">
+            <w:hyperlink w:history="1" r:id="rIdtnd8ihfb5pdghfguqkncs">
               <w:r>
                 <w:rPr>
                   <w:rFonts w:ascii="Arial" w:cs="Arial" w:eastAsia="Arial" w:hAnsi="Arial"/>
@@ -34672,7 +34672,7 @@
               <w:spacing w:after="10" w:before="0"/>
               <w:ind w:left="120"/>
             </w:pPr>
-            <w:hyperlink w:history="1" r:id="rId99as10w5are4uwao0rsxj">
+            <w:hyperlink w:history="1" r:id="rId4wtura5wpv8f04-v0njq_">
               <w:r>
                 <w:rPr>
                   <w:rFonts w:ascii="Arial" w:cs="Arial" w:eastAsia="Arial" w:hAnsi="Arial"/>
@@ -34717,7 +34717,7 @@
             <w:pPr>
               <w:spacing w:after="20" w:before="0"/>
             </w:pPr>
-            <w:hyperlink w:history="1" r:id="rIdu660ou7ospj1kqa-xgiqm">
+            <w:hyperlink w:history="1" r:id="rId6b56sisfaym47ytnirgno">
               <w:r>
                 <w:rPr>
                   <w:rFonts w:ascii="Arial" w:cs="Arial" w:eastAsia="Arial" w:hAnsi="Arial"/>
@@ -34750,7 +34750,7 @@
               <w:spacing w:after="10" w:before="0"/>
               <w:ind w:left="120"/>
             </w:pPr>
-            <w:hyperlink w:history="1" r:id="rIdh1obeqo0j5sa-xdcc5qi9">
+            <w:hyperlink w:history="1" r:id="rIdz_x4uu9xf67hdgllh7v7v">
               <w:r>
                 <w:rPr>
                   <w:rFonts w:ascii="Arial" w:cs="Arial" w:eastAsia="Arial" w:hAnsi="Arial"/>
@@ -34950,7 +34950,7 @@
             <w:pPr>
               <w:spacing w:after="20" w:before="0"/>
             </w:pPr>
-            <w:hyperlink w:history="1" r:id="rIdyzn3wwj6ssfvitmv0slvq">
+            <w:hyperlink w:history="1" r:id="rIdcambrfbxuo3s-wmi6kvnc">
               <w:r>
                 <w:rPr>
                   <w:rFonts w:ascii="Arial" w:cs="Arial" w:eastAsia="Arial" w:hAnsi="Arial"/>
@@ -34999,7 +34999,7 @@
               <w:spacing w:after="10" w:before="0"/>
               <w:ind w:left="120"/>
             </w:pPr>
-            <w:hyperlink w:history="1" r:id="rIdkqdxvcdxmgiakycolgwmg">
+            <w:hyperlink w:history="1" r:id="rIdb32s7cs9crwnkihr6ihr-">
               <w:r>
                 <w:rPr>
                   <w:rFonts w:ascii="Arial" w:cs="Arial" w:eastAsia="Arial" w:hAnsi="Arial"/>
@@ -35044,7 +35044,7 @@
             <w:pPr>
               <w:spacing w:after="20" w:before="0"/>
             </w:pPr>
-            <w:hyperlink w:history="1" r:id="rIdhe8klb-hahg_766tqm5l6">
+            <w:hyperlink w:history="1" r:id="rIdcrdjk18skamml8lt6evv3">
               <w:r>
                 <w:rPr>
                   <w:rFonts w:ascii="Arial" w:cs="Arial" w:eastAsia="Arial" w:hAnsi="Arial"/>
@@ -35077,7 +35077,7 @@
               <w:spacing w:after="10" w:before="0"/>
               <w:ind w:left="120"/>
             </w:pPr>
-            <w:hyperlink w:history="1" r:id="rId5xbxjk2cbmjee_ldqfkjq">
+            <w:hyperlink w:history="1" r:id="rIdownef8g6le73vjum80nly">
               <w:r>
                 <w:rPr>
                   <w:rFonts w:ascii="Arial" w:cs="Arial" w:eastAsia="Arial" w:hAnsi="Arial"/>
@@ -35602,7 +35602,7 @@
         </w:rPr>
         <w:t xml:space="preserve">© 2026 SeaVuria and ARES. Aligned with KICD objectives. Developed by SeaVuria; technical implementation by ARES (with AI assistance from Claude). Licensed under </w:t>
       </w:r>
-      <w:hyperlink w:history="1" r:id="rIdhrz-i-8da4aif1kxnvxz8">
+      <w:hyperlink w:history="1" r:id="rIdoimzvqxzntrax6ooaxfwg">
         <w:r>
           <w:rPr>
             <w:rFonts w:ascii="Arial" w:cs="Arial" w:eastAsia="Arial" w:hAnsi="Arial"/>
@@ -35623,7 +35623,7 @@
         </w:rPr>
         <w:t xml:space="preserve"> (</w:t>
       </w:r>
-      <w:hyperlink w:history="1" r:id="rIdaonrixol6udcye392faed">
+      <w:hyperlink w:history="1" r:id="rIdfxkd4oakiyyzgcys_rtcy">
         <w:r>
           <w:rPr>
             <w:rFonts w:ascii="Arial" w:cs="Arial" w:eastAsia="Arial" w:hAnsi="Arial"/>
@@ -36663,7 +36663,7 @@
             <w:pPr>
               <w:spacing w:after="20" w:before="0"/>
             </w:pPr>
-            <w:hyperlink w:history="1" r:id="rIdyx0velpiksliyr_mg6njh">
+            <w:hyperlink w:history="1" r:id="rIda6ysfnkzlzsj6km9bf1mv">
               <w:r>
                 <w:rPr>
                   <w:rFonts w:ascii="Arial" w:cs="Arial" w:eastAsia="Arial" w:hAnsi="Arial"/>
@@ -36712,7 +36712,7 @@
               <w:spacing w:after="10" w:before="0"/>
               <w:ind w:left="120"/>
             </w:pPr>
-            <w:hyperlink w:history="1" r:id="rIdn0o5j9grpfm-jgdoszsu6">
+            <w:hyperlink w:history="1" r:id="rIdgvvsmt1lsergaq9sbywj8">
               <w:r>
                 <w:rPr>
                   <w:rFonts w:ascii="Arial" w:cs="Arial" w:eastAsia="Arial" w:hAnsi="Arial"/>
@@ -36757,7 +36757,7 @@
             <w:pPr>
               <w:spacing w:after="20" w:before="0"/>
             </w:pPr>
-            <w:hyperlink w:history="1" r:id="rIdveqiigiqy3bvldqmxuahl">
+            <w:hyperlink w:history="1" r:id="rIdflaoxalcbprsmmkm_axou">
               <w:r>
                 <w:rPr>
                   <w:rFonts w:ascii="Arial" w:cs="Arial" w:eastAsia="Arial" w:hAnsi="Arial"/>
@@ -36806,7 +36806,7 @@
               <w:spacing w:after="10" w:before="0"/>
               <w:ind w:left="120"/>
             </w:pPr>
-            <w:hyperlink w:history="1" r:id="rId1byd38sv1b-diafaiobu0">
+            <w:hyperlink w:history="1" r:id="rIdib16_w9ph1mqbzbnhobhb">
               <w:r>
                 <w:rPr>
                   <w:rFonts w:ascii="Arial" w:cs="Arial" w:eastAsia="Arial" w:hAnsi="Arial"/>
@@ -37006,7 +37006,7 @@
             <w:pPr>
               <w:spacing w:after="20" w:before="0"/>
             </w:pPr>
-            <w:hyperlink w:history="1" r:id="rIdc_z46q8jsgpcuqw9pf1jx">
+            <w:hyperlink w:history="1" r:id="rIdx4qfm0axj7up6bmnmdhyg">
               <w:r>
                 <w:rPr>
                   <w:rFonts w:ascii="Arial" w:cs="Arial" w:eastAsia="Arial" w:hAnsi="Arial"/>
@@ -37055,7 +37055,7 @@
               <w:spacing w:after="10" w:before="0"/>
               <w:ind w:left="120"/>
             </w:pPr>
-            <w:hyperlink w:history="1" r:id="rIdok4zvil5z7kwedcgwphp-">
+            <w:hyperlink w:history="1" r:id="rIdefwinderi3spxsahjdjjz">
               <w:r>
                 <w:rPr>
                   <w:rFonts w:ascii="Arial" w:cs="Arial" w:eastAsia="Arial" w:hAnsi="Arial"/>
@@ -37100,7 +37100,7 @@
             <w:pPr>
               <w:spacing w:after="20" w:before="0"/>
             </w:pPr>
-            <w:hyperlink w:history="1" r:id="rIdqvmimephfedi5lk4zzcwm">
+            <w:hyperlink w:history="1" r:id="rId5xsltiyhehicrinerkbtk">
               <w:r>
                 <w:rPr>
                   <w:rFonts w:ascii="Arial" w:cs="Arial" w:eastAsia="Arial" w:hAnsi="Arial"/>
@@ -37149,7 +37149,7 @@
               <w:spacing w:after="10" w:before="0"/>
               <w:ind w:left="120"/>
             </w:pPr>
-            <w:hyperlink w:history="1" r:id="rIdw3eslzylrge329utotvvv">
+            <w:hyperlink w:history="1" r:id="rIdj_td5cwbue24ijpthvjcj">
               <w:r>
                 <w:rPr>
                   <w:rFonts w:ascii="Arial" w:cs="Arial" w:eastAsia="Arial" w:hAnsi="Arial"/>
@@ -37349,7 +37349,7 @@
             <w:pPr>
               <w:spacing w:after="20" w:before="0"/>
             </w:pPr>
-            <w:hyperlink w:history="1" r:id="rIdhr0epq5wzilhs0hz20zgi">
+            <w:hyperlink w:history="1" r:id="rId9h3zan-p-gssk0w7jdnhb">
               <w:r>
                 <w:rPr>
                   <w:rFonts w:ascii="Arial" w:cs="Arial" w:eastAsia="Arial" w:hAnsi="Arial"/>
@@ -37398,7 +37398,7 @@
               <w:spacing w:after="10" w:before="0"/>
               <w:ind w:left="120"/>
             </w:pPr>
-            <w:hyperlink w:history="1" r:id="rIdno8afpfigmybaoxbgbybo">
+            <w:hyperlink w:history="1" r:id="rIdvv6nctoksyznhqlnycfjf">
               <w:r>
                 <w:rPr>
                   <w:rFonts w:ascii="Arial" w:cs="Arial" w:eastAsia="Arial" w:hAnsi="Arial"/>
@@ -37443,7 +37443,7 @@
             <w:pPr>
               <w:spacing w:after="20" w:before="0"/>
             </w:pPr>
-            <w:hyperlink w:history="1" r:id="rId_mg3quyf_xqhd9qyhochi">
+            <w:hyperlink w:history="1" r:id="rId9ds9pedon1y5wy7yd1kcd">
               <w:r>
                 <w:rPr>
                   <w:rFonts w:ascii="Arial" w:cs="Arial" w:eastAsia="Arial" w:hAnsi="Arial"/>
@@ -37492,7 +37492,7 @@
               <w:spacing w:after="10" w:before="0"/>
               <w:ind w:left="120"/>
             </w:pPr>
-            <w:hyperlink w:history="1" r:id="rIdi8chmithmpzx8m6fc1eeu">
+            <w:hyperlink w:history="1" r:id="rIdy17vv7-9rlmp7jnynhc-h">
               <w:r>
                 <w:rPr>
                   <w:rFonts w:ascii="Arial" w:cs="Arial" w:eastAsia="Arial" w:hAnsi="Arial"/>
@@ -37692,7 +37692,7 @@
             <w:pPr>
               <w:spacing w:after="20" w:before="0"/>
             </w:pPr>
-            <w:hyperlink w:history="1" r:id="rIdcbtsl9zkxzf62d9legem1">
+            <w:hyperlink w:history="1" r:id="rIdhelrelsc3vvfrhilsdzoo">
               <w:r>
                 <w:rPr>
                   <w:rFonts w:ascii="Arial" w:cs="Arial" w:eastAsia="Arial" w:hAnsi="Arial"/>
@@ -37741,7 +37741,7 @@
               <w:spacing w:after="10" w:before="0"/>
               <w:ind w:left="120"/>
             </w:pPr>
-            <w:hyperlink w:history="1" r:id="rIdg0lyos6soyg5nzy5m9ihg">
+            <w:hyperlink w:history="1" r:id="rIdirjmzvhjil9_-1sjujhv-">
               <w:r>
                 <w:rPr>
                   <w:rFonts w:ascii="Arial" w:cs="Arial" w:eastAsia="Arial" w:hAnsi="Arial"/>
@@ -37786,7 +37786,7 @@
             <w:pPr>
               <w:spacing w:after="20" w:before="0"/>
             </w:pPr>
-            <w:hyperlink w:history="1" r:id="rIdxaupvlkvz8fzmwuudq5gw">
+            <w:hyperlink w:history="1" r:id="rIdprgpjyaobo-liufcfh-br">
               <w:r>
                 <w:rPr>
                   <w:rFonts w:ascii="Arial" w:cs="Arial" w:eastAsia="Arial" w:hAnsi="Arial"/>
@@ -37835,7 +37835,7 @@
               <w:spacing w:after="10" w:before="0"/>
               <w:ind w:left="120"/>
             </w:pPr>
-            <w:hyperlink w:history="1" r:id="rIdaphjrhgfjcgue2jiqbitg">
+            <w:hyperlink w:history="1" r:id="rId0oy_6m1wtnlxzsh6zbb0p">
               <w:r>
                 <w:rPr>
                   <w:rFonts w:ascii="Arial" w:cs="Arial" w:eastAsia="Arial" w:hAnsi="Arial"/>
@@ -38035,7 +38035,7 @@
             <w:pPr>
               <w:spacing w:after="20" w:before="0"/>
             </w:pPr>
-            <w:hyperlink w:history="1" r:id="rIdve11t8ni-glqzt4eqqxf2">
+            <w:hyperlink w:history="1" r:id="rIddt7vgumickh-zji7vs9j9">
               <w:r>
                 <w:rPr>
                   <w:rFonts w:ascii="Arial" w:cs="Arial" w:eastAsia="Arial" w:hAnsi="Arial"/>
@@ -38084,7 +38084,7 @@
               <w:spacing w:after="10" w:before="0"/>
               <w:ind w:left="120"/>
             </w:pPr>
-            <w:hyperlink w:history="1" r:id="rIdekd9780ergnxqbw4pozuj">
+            <w:hyperlink w:history="1" r:id="rIdex26kzr17qgkoe355v5ry">
               <w:r>
                 <w:rPr>
                   <w:rFonts w:ascii="Arial" w:cs="Arial" w:eastAsia="Arial" w:hAnsi="Arial"/>
@@ -38129,7 +38129,7 @@
             <w:pPr>
               <w:spacing w:after="20" w:before="0"/>
             </w:pPr>
-            <w:hyperlink w:history="1" r:id="rIdrgl2okac8vmsgb1rwuyjg">
+            <w:hyperlink w:history="1" r:id="rIdclqrrfaujgie8etes0oyy">
               <w:r>
                 <w:rPr>
                   <w:rFonts w:ascii="Arial" w:cs="Arial" w:eastAsia="Arial" w:hAnsi="Arial"/>
@@ -38178,7 +38178,7 @@
               <w:spacing w:after="10" w:before="0"/>
               <w:ind w:left="120"/>
             </w:pPr>
-            <w:hyperlink w:history="1" r:id="rIdydwcxqrhb-8whrayopoeq">
+            <w:hyperlink w:history="1" r:id="rIdt48eedx29cjhl7dxrkzag">
               <w:r>
                 <w:rPr>
                   <w:rFonts w:ascii="Arial" w:cs="Arial" w:eastAsia="Arial" w:hAnsi="Arial"/>
@@ -38703,7 +38703,7 @@
         </w:rPr>
         <w:t xml:space="preserve">© 2026 SeaVuria and ARES. Aligned with KICD objectives. Developed by SeaVuria; technical implementation by ARES (with AI assistance from Claude). Licensed under </w:t>
       </w:r>
-      <w:hyperlink w:history="1" r:id="rIdnhpnktakswexz9rjkfwu3">
+      <w:hyperlink w:history="1" r:id="rIdzrx_e9tkotyfocfkjsewq">
         <w:r>
           <w:rPr>
             <w:rFonts w:ascii="Arial" w:cs="Arial" w:eastAsia="Arial" w:hAnsi="Arial"/>
@@ -38724,7 +38724,7 @@
         </w:rPr>
         <w:t xml:space="preserve"> (</w:t>
       </w:r>
-      <w:hyperlink w:history="1" r:id="rIdwzb6-jwmtampov4qw0day">
+      <w:hyperlink w:history="1" r:id="rId9ptjmcin05gtjsv0t1lep">
         <w:r>
           <w:rPr>
             <w:rFonts w:ascii="Arial" w:cs="Arial" w:eastAsia="Arial" w:hAnsi="Arial"/>
